--- a/public/lesson-6.docx
+++ b/public/lesson-6.docx
@@ -6,118 +6,1678 @@
       <w:pPr>
         <w:pStyle w:val="Heading2"/>
         <w:rPr>
-          <w:b w:val="0"/>
-          <w:i w:val="0"/>
-        </w:rPr>
-      </w:pPr>
-      <w:r>
-        <w:rPr>
-          <w:b w:val="0"/>
-          <w:i w:val="0"/>
-        </w:rPr>
-        <w:t>Урок 6</w:t>
+          <w:lang w:val="ru-RU"/>
+        </w:rPr>
+      </w:pPr>
+      <w:r>
+        <w:t>Смыслы</w:t>
+      </w:r>
+      <w:r>
+        <w:rPr>
+          <w:lang w:val="ru-RU"/>
+        </w:rPr>
+        <w:t xml:space="preserve"> суда</w:t>
       </w:r>
     </w:p>
     <w:p>
-      <w:r>
-        <w:t xml:space="preserve">Суд над Сократом имеет несколько смыслов. Первый: Сократ через суд над собой показывает безосновательность закона (как концентрацию общего знания) так же, как показывал безосновательность частного знания в своих беседах Второй: тем не менее он подчиняется закону, выпивая бокал с цикутой; он не оправдывался на суде, не согласился на побег; он исполнил волю закона. Ещё до суда он говорит своему ученику: «если меня приговорят к смерти, я подчиняюсь. Он исполняет </w:t>
-      </w:r>
-      <w:r>
-        <w:rPr>
-          <w:i/>
-        </w:rPr>
-        <w:t>несправедливый</w:t>
-      </w:r>
-      <w:r>
-        <w:t xml:space="preserve"> приговор. Где есть то место за пределами Афин, где смерть меня не настигнет?». На самом деле здесь происходит раздвоение значения слова «закон»: на законы естественные (физики, химии итп; они непостижимы и созданы где-то вне) и искусственные (те законы, которые создали люди).</w:t>
+      <w:pPr>
+        <w:rPr>
+          <w:rFonts w:ascii="Times New Roman" w:hAnsi="Times New Roman" w:cs="Times New Roman"/>
+          <w:sz w:val="24"/>
+          <w:szCs w:val="24"/>
+          <w:lang w:val="ru-RU"/>
+        </w:rPr>
+      </w:pPr>
+      <w:r>
+        <w:rPr>
+          <w:rFonts w:ascii="Times New Roman" w:hAnsi="Times New Roman" w:cs="Times New Roman"/>
+          <w:sz w:val="24"/>
+          <w:szCs w:val="24"/>
+          <w:lang w:val="ru-RU"/>
+        </w:rPr>
+        <w:t>Суд над Сократом имеет несколько смыслов.</w:t>
       </w:r>
     </w:p>
     <w:p>
-      <w:r>
-        <w:t>У Эллинов было два типа богов: Олимпийские (антропоморфные, живут на горе) и хтонические (живут под землей; связаны с циклами природы, с землёй, стихией. Они не антропоморфны, они выходят за человеческие пределы) Ницше выразил это так: в античной культуре действует два начала: Ионисийское и Аполоническое. Олимпийцы — это Аполоническое начало; символом служит Аполлон, бог гармонии, покровитель искусства и муз. Олицетворением второго начала является Бог Дионис — бог циклов природы; что-то непостижимое, подземное, стихийное. Бог вина, но вино имеется в виду не в прямом смысле, а в сакральном: как через вино происходит изменение сознания, такое же погружение происходит при приближении к хаотической стихии.</w:t>
+      <w:pPr>
+        <w:pStyle w:val="ListParagraph"/>
+        <w:numPr>
+          <w:ilvl w:val="0"/>
+          <w:numId w:val="14"/>
+        </w:numPr>
+        <w:rPr>
+          <w:rFonts w:ascii="Times New Roman" w:hAnsi="Times New Roman" w:cs="Times New Roman"/>
+          <w:sz w:val="24"/>
+          <w:szCs w:val="24"/>
+          <w:lang w:val="ru-RU"/>
+        </w:rPr>
+      </w:pPr>
+      <w:r>
+        <w:rPr>
+          <w:rFonts w:ascii="Times New Roman" w:hAnsi="Times New Roman" w:cs="Times New Roman"/>
+          <w:sz w:val="24"/>
+          <w:szCs w:val="24"/>
+          <w:lang w:val="ru-RU"/>
+        </w:rPr>
+        <w:t xml:space="preserve">Сократ через суд над собой показывает безосновательность </w:t>
+      </w:r>
+      <w:r>
+        <w:rPr>
+          <w:rFonts w:ascii="Times New Roman" w:hAnsi="Times New Roman" w:cs="Times New Roman"/>
+          <w:b/>
+          <w:bCs/>
+          <w:sz w:val="24"/>
+          <w:szCs w:val="24"/>
+          <w:lang w:val="ru-RU"/>
+        </w:rPr>
+        <w:t>закона</w:t>
+      </w:r>
+      <w:r>
+        <w:rPr>
+          <w:rFonts w:ascii="Times New Roman" w:hAnsi="Times New Roman" w:cs="Times New Roman"/>
+          <w:sz w:val="24"/>
+          <w:szCs w:val="24"/>
+          <w:lang w:val="ru-RU"/>
+        </w:rPr>
+        <w:t xml:space="preserve"> (как концентрацию общего знания) так же, как показывал безосновательность частного знания в своих беседах</w:t>
+      </w:r>
+      <w:r>
+        <w:rPr>
+          <w:rFonts w:ascii="Times New Roman" w:hAnsi="Times New Roman" w:cs="Times New Roman"/>
+          <w:sz w:val="24"/>
+          <w:szCs w:val="24"/>
+          <w:lang w:val="ru-RU"/>
+        </w:rPr>
+        <w:t>.</w:t>
       </w:r>
     </w:p>
     <w:p>
-      <w:r>
-        <w:t xml:space="preserve">Эти два начала конфликтуют. Например, Аполлон при убийстве будет помогать пострадавшему в возмездии во имя гармонии; хтонические божества будут терзать и преследовать мстителя. Какие божества следует считать правильными? Об этой истории рассказывает сюжет Орестеи, трагедии Эсхила. Аполлон и хтонические божества там конфликтуют и приходят к тому что вопрос неразрешим; фактически происходит столкновение естественных законов с искусственными. Между этими законами </w:t>
-      </w:r>
-      <w:r>
-        <w:rPr>
-          <w:i/>
-        </w:rPr>
-        <w:t>лежит бездна</w:t>
-      </w:r>
-      <w:r>
-        <w:t>. Сократ же своей смертью закрыл эту бездну. Он приравнял естественную справедливость законов с искусственной, созданной людьми.</w:t>
+      <w:pPr>
+        <w:pStyle w:val="ListParagraph"/>
+        <w:numPr>
+          <w:ilvl w:val="0"/>
+          <w:numId w:val="14"/>
+        </w:numPr>
+        <w:rPr>
+          <w:rFonts w:ascii="Times New Roman" w:hAnsi="Times New Roman" w:cs="Times New Roman"/>
+          <w:sz w:val="24"/>
+          <w:szCs w:val="24"/>
+          <w:lang w:val="ru-RU"/>
+        </w:rPr>
+      </w:pPr>
+      <w:r>
+        <w:rPr>
+          <w:rFonts w:ascii="Times New Roman" w:hAnsi="Times New Roman" w:cs="Times New Roman"/>
+          <w:sz w:val="24"/>
+          <w:szCs w:val="24"/>
+          <w:lang w:val="ru-RU"/>
+        </w:rPr>
+        <w:t>Второй: тем не менее он подчиняется закону, выпивая бокал с цикутой; он не оправдывался на суде, не согласился на побег</w:t>
+      </w:r>
+      <w:r>
+        <w:rPr>
+          <w:rFonts w:ascii="Times New Roman" w:hAnsi="Times New Roman" w:cs="Times New Roman"/>
+          <w:sz w:val="24"/>
+          <w:szCs w:val="24"/>
+          <w:lang w:val="ru-RU"/>
+        </w:rPr>
+        <w:t xml:space="preserve"> —</w:t>
+      </w:r>
+      <w:r>
+        <w:rPr>
+          <w:rFonts w:ascii="Times New Roman" w:hAnsi="Times New Roman" w:cs="Times New Roman"/>
+          <w:sz w:val="24"/>
+          <w:szCs w:val="24"/>
+          <w:lang w:val="ru-RU"/>
+        </w:rPr>
+        <w:t xml:space="preserve"> он исполнил волю закона.</w:t>
       </w:r>
     </w:p>
     <w:p>
-      <w:r>
-        <w:t xml:space="preserve">Чтобы естественные и искусственные законы были едины, им для этого не хватает предельного основания. Предельное основание это когда искусственные законы приравниваются с естественными. Оно является ключом, доступом к истине. </w:t>
-      </w:r>
-      <w:r>
-        <w:rPr>
+      <w:pPr>
+        <w:rPr>
+          <w:rFonts w:ascii="Times New Roman" w:hAnsi="Times New Roman" w:cs="Times New Roman"/>
+          <w:sz w:val="24"/>
+          <w:szCs w:val="24"/>
+          <w:lang w:val="ru-RU"/>
+        </w:rPr>
+      </w:pPr>
+      <w:r>
+        <w:rPr>
+          <w:rFonts w:ascii="Times New Roman" w:hAnsi="Times New Roman" w:cs="Times New Roman"/>
+          <w:sz w:val="24"/>
+          <w:szCs w:val="24"/>
+          <w:lang w:val="ru-RU"/>
+        </w:rPr>
+        <w:t>Ещё до суда он говорит своему ученику: «</w:t>
+      </w:r>
+      <w:r>
+        <w:rPr>
+          <w:rFonts w:ascii="Times New Roman" w:hAnsi="Times New Roman" w:cs="Times New Roman"/>
+          <w:sz w:val="24"/>
+          <w:szCs w:val="24"/>
+          <w:lang w:val="ru-RU"/>
+        </w:rPr>
+        <w:t>Е</w:t>
+      </w:r>
+      <w:r>
+        <w:rPr>
+          <w:rFonts w:ascii="Times New Roman" w:hAnsi="Times New Roman" w:cs="Times New Roman"/>
+          <w:sz w:val="24"/>
+          <w:szCs w:val="24"/>
+          <w:lang w:val="ru-RU"/>
+        </w:rPr>
+        <w:t>сли меня приговорят к смерти, я подчиняюсь. Где есть то место за пределами Афин, где смерть меня не настигнет?».</w:t>
+      </w:r>
+      <w:r>
+        <w:rPr>
+          <w:rFonts w:ascii="Times New Roman" w:hAnsi="Times New Roman" w:cs="Times New Roman"/>
+          <w:sz w:val="24"/>
+          <w:szCs w:val="24"/>
+          <w:lang w:val="ru-RU"/>
+        </w:rPr>
+        <w:t xml:space="preserve"> </w:t>
+      </w:r>
+      <w:r>
+        <w:rPr>
+          <w:rFonts w:ascii="Times New Roman" w:hAnsi="Times New Roman" w:cs="Times New Roman"/>
+          <w:sz w:val="24"/>
+          <w:szCs w:val="24"/>
+          <w:lang w:val="ru-RU"/>
+        </w:rPr>
+        <w:t xml:space="preserve">Он исполняет </w:t>
+      </w:r>
+      <w:r>
+        <w:rPr>
+          <w:rFonts w:ascii="Times New Roman" w:hAnsi="Times New Roman" w:cs="Times New Roman"/>
           <w:i/>
-        </w:rPr>
-        <w:t>Предельное основание является не мыслью, не знанием; соединить два вида законов можно не знанием, а актом, действием.</w:t>
-      </w:r>
-      <w:r>
-        <w:t xml:space="preserve"> Сократ пытался своим действием спасти текущую картину мира. Хотя это может показаться нелогичным, но на самом деле его целью были только лишь поиски предельного основания; сам он не хотел разрушать картину мира, а хотел докопаться до её сути.</w:t>
+          <w:sz w:val="24"/>
+          <w:szCs w:val="24"/>
+          <w:lang w:val="ru-RU"/>
+        </w:rPr>
+        <w:t>несправедливый</w:t>
+      </w:r>
+      <w:r>
+        <w:rPr>
+          <w:rFonts w:ascii="Times New Roman" w:hAnsi="Times New Roman" w:cs="Times New Roman"/>
+          <w:sz w:val="24"/>
+          <w:szCs w:val="24"/>
+          <w:lang w:val="ru-RU"/>
+        </w:rPr>
+        <w:t xml:space="preserve"> приговор</w:t>
+      </w:r>
+      <w:r>
+        <w:rPr>
+          <w:rFonts w:ascii="Times New Roman" w:hAnsi="Times New Roman" w:cs="Times New Roman"/>
+          <w:sz w:val="24"/>
+          <w:szCs w:val="24"/>
+          <w:lang w:val="ru-RU"/>
+        </w:rPr>
+        <w:t>.</w:t>
+      </w:r>
+      <w:r>
+        <w:rPr>
+          <w:rFonts w:ascii="Times New Roman" w:hAnsi="Times New Roman" w:cs="Times New Roman"/>
+          <w:sz w:val="24"/>
+          <w:szCs w:val="24"/>
+          <w:lang w:val="ru-RU"/>
+        </w:rPr>
+        <w:t xml:space="preserve"> На самом деле здесь происходит раздвоение значения слова </w:t>
+      </w:r>
+      <w:r>
+        <w:rPr>
+          <w:rFonts w:ascii="Times New Roman" w:hAnsi="Times New Roman" w:cs="Times New Roman"/>
+          <w:b/>
+          <w:bCs/>
+          <w:sz w:val="24"/>
+          <w:szCs w:val="24"/>
+          <w:lang w:val="ru-RU"/>
+        </w:rPr>
+        <w:t>закон</w:t>
+      </w:r>
+      <w:r>
+        <w:rPr>
+          <w:rFonts w:ascii="Times New Roman" w:hAnsi="Times New Roman" w:cs="Times New Roman"/>
+          <w:sz w:val="24"/>
+          <w:szCs w:val="24"/>
+          <w:lang w:val="ru-RU"/>
+        </w:rPr>
+        <w:t xml:space="preserve">: на законы </w:t>
+      </w:r>
+      <w:r>
+        <w:rPr>
+          <w:rFonts w:ascii="Times New Roman" w:hAnsi="Times New Roman" w:cs="Times New Roman"/>
+          <w:b/>
+          <w:bCs/>
+          <w:sz w:val="24"/>
+          <w:szCs w:val="24"/>
+          <w:lang w:val="ru-RU"/>
+        </w:rPr>
+        <w:t>естественные</w:t>
+      </w:r>
+      <w:r>
+        <w:rPr>
+          <w:rFonts w:ascii="Times New Roman" w:hAnsi="Times New Roman" w:cs="Times New Roman"/>
+          <w:sz w:val="24"/>
+          <w:szCs w:val="24"/>
+          <w:lang w:val="ru-RU"/>
+        </w:rPr>
+        <w:t xml:space="preserve"> (физики, химии и</w:t>
+      </w:r>
+      <w:r>
+        <w:rPr>
+          <w:rFonts w:ascii="Times New Roman" w:hAnsi="Times New Roman" w:cs="Times New Roman"/>
+          <w:sz w:val="24"/>
+          <w:szCs w:val="24"/>
+          <w:lang w:val="ru-RU"/>
+        </w:rPr>
+        <w:t xml:space="preserve"> </w:t>
+      </w:r>
+      <w:r>
+        <w:rPr>
+          <w:rFonts w:ascii="Times New Roman" w:hAnsi="Times New Roman" w:cs="Times New Roman"/>
+          <w:sz w:val="24"/>
+          <w:szCs w:val="24"/>
+          <w:lang w:val="ru-RU"/>
+        </w:rPr>
+        <w:t>т</w:t>
+      </w:r>
+      <w:r>
+        <w:rPr>
+          <w:rFonts w:ascii="Times New Roman" w:hAnsi="Times New Roman" w:cs="Times New Roman"/>
+          <w:sz w:val="24"/>
+          <w:szCs w:val="24"/>
+          <w:lang w:val="ru-RU"/>
+        </w:rPr>
+        <w:t>.</w:t>
+      </w:r>
+      <w:r>
+        <w:rPr>
+          <w:rFonts w:ascii="Times New Roman" w:hAnsi="Times New Roman" w:cs="Times New Roman"/>
+          <w:sz w:val="24"/>
+          <w:szCs w:val="24"/>
+          <w:lang w:val="ru-RU"/>
+        </w:rPr>
+        <w:t>п</w:t>
+      </w:r>
+      <w:r>
+        <w:rPr>
+          <w:rFonts w:ascii="Times New Roman" w:hAnsi="Times New Roman" w:cs="Times New Roman"/>
+          <w:sz w:val="24"/>
+          <w:szCs w:val="24"/>
+          <w:lang w:val="ru-RU"/>
+        </w:rPr>
+        <w:t>.</w:t>
+      </w:r>
+      <w:r>
+        <w:rPr>
+          <w:rFonts w:ascii="Times New Roman" w:hAnsi="Times New Roman" w:cs="Times New Roman"/>
+          <w:sz w:val="24"/>
+          <w:szCs w:val="24"/>
+          <w:lang w:val="ru-RU"/>
+        </w:rPr>
+        <w:t xml:space="preserve">; они непостижимы и созданы где-то вне) и </w:t>
+      </w:r>
+      <w:r>
+        <w:rPr>
+          <w:rFonts w:ascii="Times New Roman" w:hAnsi="Times New Roman" w:cs="Times New Roman"/>
+          <w:b/>
+          <w:bCs/>
+          <w:sz w:val="24"/>
+          <w:szCs w:val="24"/>
+          <w:lang w:val="ru-RU"/>
+        </w:rPr>
+        <w:t>искусственные</w:t>
+      </w:r>
+      <w:r>
+        <w:rPr>
+          <w:rFonts w:ascii="Times New Roman" w:hAnsi="Times New Roman" w:cs="Times New Roman"/>
+          <w:sz w:val="24"/>
+          <w:szCs w:val="24"/>
+          <w:lang w:val="ru-RU"/>
+        </w:rPr>
+        <w:t xml:space="preserve"> (те законы, которые создали люди).</w:t>
       </w:r>
     </w:p>
     <w:p>
-      <w:r>
-        <w:t>рисунок 1: Картина мира при мифологическом мировосприятии</w:t>
+      <w:pPr>
+        <w:pStyle w:val="Heading2"/>
+        <w:rPr>
+          <w:lang w:val="ru-RU"/>
+        </w:rPr>
+      </w:pPr>
+      <w:r>
+        <w:rPr>
+          <w:lang w:val="ru-RU"/>
+        </w:rPr>
+        <w:t>Конфликт Эллинских богов</w:t>
       </w:r>
     </w:p>
     <w:p>
-      <w:r>
-        <w:t>![[Drawing 2.png]]</w:t>
+      <w:pPr>
+        <w:rPr>
+          <w:rFonts w:ascii="Times New Roman" w:hAnsi="Times New Roman" w:cs="Times New Roman"/>
+          <w:sz w:val="24"/>
+          <w:szCs w:val="24"/>
+          <w:lang w:val="ru-RU"/>
+        </w:rPr>
+      </w:pPr>
+      <w:r>
+        <w:rPr>
+          <w:rFonts w:ascii="Times New Roman" w:hAnsi="Times New Roman" w:cs="Times New Roman"/>
+          <w:sz w:val="24"/>
+          <w:szCs w:val="24"/>
+          <w:lang w:val="ru-RU"/>
+        </w:rPr>
+        <w:t>У Эллинов было два типа богов: Олимпийские (антропоморфные, живут на горе) и хтонические (живут под землей; связаны с циклами природы, с землёй, стихией. Они не антропоморфны, они выходят за человеческие пределы)</w:t>
+      </w:r>
+      <w:r>
+        <w:rPr>
+          <w:rFonts w:ascii="Times New Roman" w:hAnsi="Times New Roman" w:cs="Times New Roman"/>
+          <w:sz w:val="24"/>
+          <w:szCs w:val="24"/>
+          <w:lang w:val="ru-RU"/>
+        </w:rPr>
+        <w:t xml:space="preserve">. </w:t>
+      </w:r>
+      <w:r>
+        <w:rPr>
+          <w:rFonts w:ascii="Times New Roman" w:hAnsi="Times New Roman" w:cs="Times New Roman"/>
+          <w:sz w:val="24"/>
+          <w:szCs w:val="24"/>
+          <w:lang w:val="ru-RU"/>
+        </w:rPr>
+        <w:t>Ницше выразил это так: в античной культуре действует два начала: Ионисийское и Аполоническое.</w:t>
       </w:r>
     </w:p>
     <w:p>
-      <w:r>
-        <w:t xml:space="preserve">Смена картины мира происходит при движении графика по часовой или против часовой стрелки; так как Сократ показал, что средство не приводит к желаемой цели, то это средство, как непригодное, становится отбросом, а то, что было отбросом, занимает главный фокус внимания и становится целью: элементы графика поменялись местами, сдвинувшись против часовой стрелки. Аффект при этом, несмотря на то, что не был достигнут (по заявлению Сократа), становится средством, а о том, как это возможно, будет сказано позже. Рисунок 2: картина мира при </w:t>
-      </w:r>
-      <w:r>
-        <w:rPr>
+      <w:pPr>
+        <w:rPr>
+          <w:rFonts w:ascii="Times New Roman" w:hAnsi="Times New Roman" w:cs="Times New Roman"/>
+          <w:sz w:val="24"/>
+          <w:szCs w:val="24"/>
+          <w:lang w:val="ru-RU"/>
+        </w:rPr>
+      </w:pPr>
+      <w:r>
+        <w:rPr>
+          <w:rFonts w:ascii="Times New Roman" w:hAnsi="Times New Roman" w:cs="Times New Roman"/>
+          <w:sz w:val="24"/>
+          <w:szCs w:val="24"/>
+          <w:lang w:val="ru-RU"/>
+        </w:rPr>
+        <w:t xml:space="preserve">Олимпийцы — это Аполоническое начало; символом служит </w:t>
+      </w:r>
+      <w:r>
+        <w:rPr>
+          <w:rFonts w:ascii="Times New Roman" w:hAnsi="Times New Roman" w:cs="Times New Roman"/>
+          <w:b/>
+          <w:bCs/>
+          <w:sz w:val="24"/>
+          <w:szCs w:val="24"/>
+          <w:lang w:val="ru-RU"/>
+        </w:rPr>
+        <w:t>Аполлон</w:t>
+      </w:r>
+      <w:r>
+        <w:rPr>
+          <w:rFonts w:ascii="Times New Roman" w:hAnsi="Times New Roman" w:cs="Times New Roman"/>
+          <w:sz w:val="24"/>
+          <w:szCs w:val="24"/>
+          <w:lang w:val="ru-RU"/>
+        </w:rPr>
+        <w:t>, бог гармонии, покровитель искусства и муз.</w:t>
+      </w:r>
+    </w:p>
+    <w:p>
+      <w:pPr>
+        <w:rPr>
+          <w:rFonts w:ascii="Times New Roman" w:hAnsi="Times New Roman" w:cs="Times New Roman"/>
+          <w:sz w:val="24"/>
+          <w:szCs w:val="24"/>
+          <w:lang w:val="ru-RU"/>
+        </w:rPr>
+      </w:pPr>
+      <w:r>
+        <w:rPr>
+          <w:rFonts w:ascii="Times New Roman" w:hAnsi="Times New Roman" w:cs="Times New Roman"/>
+          <w:sz w:val="24"/>
+          <w:szCs w:val="24"/>
+          <w:lang w:val="ru-RU"/>
+        </w:rPr>
+        <w:t xml:space="preserve">Олицетворением второго начала является </w:t>
+      </w:r>
+      <w:r>
+        <w:rPr>
+          <w:rFonts w:ascii="Times New Roman" w:hAnsi="Times New Roman" w:cs="Times New Roman"/>
+          <w:sz w:val="24"/>
+          <w:szCs w:val="24"/>
+          <w:lang w:val="ru-RU"/>
+        </w:rPr>
+        <w:t>б</w:t>
+      </w:r>
+      <w:r>
+        <w:rPr>
+          <w:rFonts w:ascii="Times New Roman" w:hAnsi="Times New Roman" w:cs="Times New Roman"/>
+          <w:sz w:val="24"/>
+          <w:szCs w:val="24"/>
+          <w:lang w:val="ru-RU"/>
+        </w:rPr>
+        <w:t xml:space="preserve">ог </w:t>
+      </w:r>
+      <w:r>
+        <w:rPr>
+          <w:rFonts w:ascii="Times New Roman" w:hAnsi="Times New Roman" w:cs="Times New Roman"/>
+          <w:b/>
+          <w:bCs/>
+          <w:sz w:val="24"/>
+          <w:szCs w:val="24"/>
+          <w:lang w:val="ru-RU"/>
+        </w:rPr>
+        <w:t>Дионис</w:t>
+      </w:r>
+      <w:r>
+        <w:rPr>
+          <w:rFonts w:ascii="Times New Roman" w:hAnsi="Times New Roman" w:cs="Times New Roman"/>
+          <w:sz w:val="24"/>
+          <w:szCs w:val="24"/>
+          <w:lang w:val="ru-RU"/>
+        </w:rPr>
+        <w:t xml:space="preserve"> — бог циклов природы; что-то непостижимое, подземное, стихийное. </w:t>
+      </w:r>
+      <w:r>
+        <w:rPr>
+          <w:rFonts w:ascii="Times New Roman" w:hAnsi="Times New Roman" w:cs="Times New Roman"/>
+          <w:sz w:val="24"/>
+          <w:szCs w:val="24"/>
+          <w:lang w:val="ru-RU"/>
+        </w:rPr>
+        <w:t>Он также был б</w:t>
+      </w:r>
+      <w:r>
+        <w:rPr>
+          <w:rFonts w:ascii="Times New Roman" w:hAnsi="Times New Roman" w:cs="Times New Roman"/>
+          <w:sz w:val="24"/>
+          <w:szCs w:val="24"/>
+          <w:lang w:val="ru-RU"/>
+        </w:rPr>
+        <w:t>ог</w:t>
+      </w:r>
+      <w:r>
+        <w:rPr>
+          <w:rFonts w:ascii="Times New Roman" w:hAnsi="Times New Roman" w:cs="Times New Roman"/>
+          <w:sz w:val="24"/>
+          <w:szCs w:val="24"/>
+          <w:lang w:val="ru-RU"/>
+        </w:rPr>
+        <w:t>ом</w:t>
+      </w:r>
+      <w:r>
+        <w:rPr>
+          <w:rFonts w:ascii="Times New Roman" w:hAnsi="Times New Roman" w:cs="Times New Roman"/>
+          <w:sz w:val="24"/>
+          <w:szCs w:val="24"/>
+          <w:lang w:val="ru-RU"/>
+        </w:rPr>
+        <w:t xml:space="preserve"> вина, но вино </w:t>
+      </w:r>
+      <w:r>
+        <w:rPr>
+          <w:rFonts w:ascii="Times New Roman" w:hAnsi="Times New Roman" w:cs="Times New Roman"/>
+          <w:sz w:val="24"/>
+          <w:szCs w:val="24"/>
+          <w:lang w:val="ru-RU"/>
+        </w:rPr>
+        <w:t xml:space="preserve">подразумевается </w:t>
+      </w:r>
+      <w:r>
+        <w:rPr>
+          <w:rFonts w:ascii="Times New Roman" w:hAnsi="Times New Roman" w:cs="Times New Roman"/>
+          <w:sz w:val="24"/>
+          <w:szCs w:val="24"/>
+          <w:lang w:val="ru-RU"/>
+        </w:rPr>
+        <w:t>в сакральном</w:t>
+      </w:r>
+      <w:r>
+        <w:rPr>
+          <w:rFonts w:ascii="Times New Roman" w:hAnsi="Times New Roman" w:cs="Times New Roman"/>
+          <w:sz w:val="24"/>
+          <w:szCs w:val="24"/>
+          <w:lang w:val="ru-RU"/>
+        </w:rPr>
+        <w:t xml:space="preserve"> смысле</w:t>
+      </w:r>
+      <w:r>
+        <w:rPr>
+          <w:rFonts w:ascii="Times New Roman" w:hAnsi="Times New Roman" w:cs="Times New Roman"/>
+          <w:sz w:val="24"/>
+          <w:szCs w:val="24"/>
+          <w:lang w:val="ru-RU"/>
+        </w:rPr>
+        <w:t xml:space="preserve">: как через вино происходит </w:t>
+      </w:r>
+      <w:r>
+        <w:rPr>
+          <w:rFonts w:ascii="Times New Roman" w:hAnsi="Times New Roman" w:cs="Times New Roman"/>
+          <w:sz w:val="24"/>
+          <w:szCs w:val="24"/>
+          <w:lang w:val="ru-RU"/>
+        </w:rPr>
+        <w:t xml:space="preserve">погружение в состояние измененного </w:t>
+      </w:r>
+      <w:r>
+        <w:rPr>
+          <w:rFonts w:ascii="Times New Roman" w:hAnsi="Times New Roman" w:cs="Times New Roman"/>
+          <w:sz w:val="24"/>
+          <w:szCs w:val="24"/>
+          <w:lang w:val="ru-RU"/>
+        </w:rPr>
+        <w:t>сознания, такое же погружение происходит при приближении к хаотической стихии.</w:t>
+      </w:r>
+    </w:p>
+    <w:p>
+      <w:pPr>
+        <w:rPr>
+          <w:rFonts w:ascii="Times New Roman" w:hAnsi="Times New Roman" w:cs="Times New Roman"/>
+          <w:sz w:val="24"/>
+          <w:szCs w:val="24"/>
+          <w:lang w:val="ru-RU"/>
+        </w:rPr>
+      </w:pPr>
+      <w:r>
+        <w:rPr>
+          <w:rFonts w:ascii="Times New Roman" w:hAnsi="Times New Roman" w:cs="Times New Roman"/>
+          <w:sz w:val="24"/>
+          <w:szCs w:val="24"/>
+          <w:lang w:val="ru-RU"/>
+        </w:rPr>
+        <w:t>Ионисийское и Аполоническое</w:t>
+      </w:r>
+      <w:r>
+        <w:rPr>
+          <w:rFonts w:ascii="Times New Roman" w:hAnsi="Times New Roman" w:cs="Times New Roman"/>
+          <w:sz w:val="24"/>
+          <w:szCs w:val="24"/>
+          <w:lang w:val="ru-RU"/>
+        </w:rPr>
+        <w:t xml:space="preserve"> начала конфликтуют. Например, Аполлон при убийстве будет помогать пострадавшему в возмездии во имя гармонии; хтонические божества будут терзать и преследовать мстителя. Какие божества следует считать правильными?</w:t>
+      </w:r>
+    </w:p>
+    <w:p>
+      <w:pPr>
+        <w:rPr>
+          <w:rFonts w:ascii="Times New Roman" w:hAnsi="Times New Roman" w:cs="Times New Roman"/>
+          <w:sz w:val="24"/>
+          <w:szCs w:val="24"/>
+          <w:lang w:val="ru-RU"/>
+        </w:rPr>
+      </w:pPr>
+      <w:r>
+        <w:rPr>
+          <w:rFonts w:ascii="Times New Roman" w:hAnsi="Times New Roman" w:cs="Times New Roman"/>
+          <w:sz w:val="24"/>
+          <w:szCs w:val="24"/>
+          <w:lang w:val="ru-RU"/>
+        </w:rPr>
+        <w:t xml:space="preserve">Рассуждения об этом вопросе описываются в </w:t>
+      </w:r>
+      <w:r>
+        <w:rPr>
+          <w:rFonts w:ascii="Times New Roman" w:hAnsi="Times New Roman" w:cs="Times New Roman"/>
+          <w:sz w:val="24"/>
+          <w:szCs w:val="24"/>
+          <w:lang w:val="ru-RU"/>
+        </w:rPr>
+        <w:t>сюжет</w:t>
+      </w:r>
+      <w:r>
+        <w:rPr>
+          <w:rFonts w:ascii="Times New Roman" w:hAnsi="Times New Roman" w:cs="Times New Roman"/>
+          <w:sz w:val="24"/>
+          <w:szCs w:val="24"/>
+          <w:lang w:val="ru-RU"/>
+        </w:rPr>
+        <w:t>е</w:t>
+      </w:r>
+      <w:r>
+        <w:rPr>
+          <w:rFonts w:ascii="Times New Roman" w:hAnsi="Times New Roman" w:cs="Times New Roman"/>
+          <w:sz w:val="24"/>
+          <w:szCs w:val="24"/>
+          <w:lang w:val="ru-RU"/>
+        </w:rPr>
+        <w:t xml:space="preserve"> Орестеи, трагедии Эсхила. Аполлон и хтонические божества там конфликтуют и приходят к тому</w:t>
+      </w:r>
+      <w:r>
+        <w:rPr>
+          <w:rFonts w:ascii="Times New Roman" w:hAnsi="Times New Roman" w:cs="Times New Roman"/>
+          <w:sz w:val="24"/>
+          <w:szCs w:val="24"/>
+          <w:lang w:val="ru-RU"/>
+        </w:rPr>
+        <w:t>,</w:t>
+      </w:r>
+      <w:r>
+        <w:rPr>
+          <w:rFonts w:ascii="Times New Roman" w:hAnsi="Times New Roman" w:cs="Times New Roman"/>
+          <w:sz w:val="24"/>
+          <w:szCs w:val="24"/>
+          <w:lang w:val="ru-RU"/>
+        </w:rPr>
+        <w:t xml:space="preserve"> что вопрос неразрешим; фактически происходит столкновение естественных законов с искусственными. Между этими законами </w:t>
+      </w:r>
+      <w:r>
+        <w:rPr>
+          <w:rFonts w:ascii="Times New Roman" w:hAnsi="Times New Roman" w:cs="Times New Roman"/>
+          <w:i/>
+          <w:sz w:val="24"/>
+          <w:szCs w:val="24"/>
+          <w:lang w:val="ru-RU"/>
+        </w:rPr>
+        <w:t>лежит бездна</w:t>
+      </w:r>
+      <w:r>
+        <w:rPr>
+          <w:rFonts w:ascii="Times New Roman" w:hAnsi="Times New Roman" w:cs="Times New Roman"/>
+          <w:sz w:val="24"/>
+          <w:szCs w:val="24"/>
+          <w:lang w:val="ru-RU"/>
+        </w:rPr>
+        <w:t>.</w:t>
+      </w:r>
+    </w:p>
+    <w:p>
+      <w:pPr>
+        <w:pStyle w:val="Heading2"/>
+        <w:rPr>
+          <w:lang w:val="ru-RU"/>
+        </w:rPr>
+      </w:pPr>
+      <w:r>
+        <w:rPr>
+          <w:lang w:val="ru-RU"/>
+        </w:rPr>
+        <w:t>Разрешение конфликта</w:t>
+      </w:r>
+    </w:p>
+    <w:p>
+      <w:pPr>
+        <w:rPr>
+          <w:rFonts w:ascii="Times New Roman" w:hAnsi="Times New Roman" w:cs="Times New Roman"/>
+          <w:sz w:val="24"/>
+          <w:szCs w:val="24"/>
+          <w:lang w:val="ru-RU"/>
+        </w:rPr>
+      </w:pPr>
+      <w:r>
+        <w:rPr>
+          <w:rFonts w:ascii="Times New Roman" w:hAnsi="Times New Roman" w:cs="Times New Roman"/>
+          <w:sz w:val="24"/>
+          <w:szCs w:val="24"/>
+          <w:u w:val="single"/>
+          <w:lang w:val="ru-RU"/>
+        </w:rPr>
+        <w:t>Сократ же своей смертью закрыл эту бездну</w:t>
+      </w:r>
+      <w:r>
+        <w:rPr>
+          <w:rFonts w:ascii="Times New Roman" w:hAnsi="Times New Roman" w:cs="Times New Roman"/>
+          <w:sz w:val="24"/>
+          <w:szCs w:val="24"/>
+          <w:lang w:val="ru-RU"/>
+        </w:rPr>
+        <w:t>. Он приравнял естественную справедливость законов с искусственной, созданной людьми.</w:t>
+      </w:r>
+    </w:p>
+    <w:p>
+      <w:pPr>
+        <w:rPr>
+          <w:rFonts w:ascii="Times New Roman" w:hAnsi="Times New Roman" w:cs="Times New Roman"/>
+          <w:sz w:val="24"/>
+          <w:szCs w:val="24"/>
+          <w:lang w:val="ru-RU"/>
+        </w:rPr>
+      </w:pPr>
+      <w:r>
+        <w:rPr>
+          <w:rFonts w:ascii="Times New Roman" w:hAnsi="Times New Roman" w:cs="Times New Roman"/>
+          <w:sz w:val="24"/>
+          <w:szCs w:val="24"/>
+          <w:lang w:val="ru-RU"/>
+        </w:rPr>
+        <w:t xml:space="preserve">Чтобы естественные и искусственные законы были едины, им </w:t>
+      </w:r>
+      <w:r>
+        <w:rPr>
+          <w:rFonts w:ascii="Times New Roman" w:hAnsi="Times New Roman" w:cs="Times New Roman"/>
+          <w:sz w:val="24"/>
+          <w:szCs w:val="24"/>
+          <w:lang w:val="ru-RU"/>
+        </w:rPr>
+        <w:t xml:space="preserve">нужно </w:t>
+      </w:r>
+      <w:r>
+        <w:rPr>
+          <w:rFonts w:ascii="Times New Roman" w:hAnsi="Times New Roman" w:cs="Times New Roman"/>
+          <w:i/>
+          <w:iCs/>
+          <w:sz w:val="24"/>
+          <w:szCs w:val="24"/>
+          <w:lang w:val="ru-RU"/>
+        </w:rPr>
+        <w:t>предельно</w:t>
+      </w:r>
+      <w:r>
+        <w:rPr>
+          <w:rFonts w:ascii="Times New Roman" w:hAnsi="Times New Roman" w:cs="Times New Roman"/>
+          <w:i/>
+          <w:iCs/>
+          <w:sz w:val="24"/>
+          <w:szCs w:val="24"/>
+          <w:lang w:val="ru-RU"/>
+        </w:rPr>
+        <w:t xml:space="preserve">е </w:t>
+      </w:r>
+      <w:r>
+        <w:rPr>
+          <w:rFonts w:ascii="Times New Roman" w:hAnsi="Times New Roman" w:cs="Times New Roman"/>
+          <w:i/>
+          <w:iCs/>
+          <w:sz w:val="24"/>
+          <w:szCs w:val="24"/>
+          <w:lang w:val="ru-RU"/>
+        </w:rPr>
+        <w:t>основани</w:t>
+      </w:r>
+      <w:r>
+        <w:rPr>
+          <w:rFonts w:ascii="Times New Roman" w:hAnsi="Times New Roman" w:cs="Times New Roman"/>
+          <w:i/>
+          <w:iCs/>
+          <w:sz w:val="24"/>
+          <w:szCs w:val="24"/>
+          <w:lang w:val="ru-RU"/>
+        </w:rPr>
+        <w:t>е</w:t>
+      </w:r>
+      <w:r>
+        <w:rPr>
+          <w:rFonts w:ascii="Times New Roman" w:hAnsi="Times New Roman" w:cs="Times New Roman"/>
+          <w:sz w:val="24"/>
+          <w:szCs w:val="24"/>
+          <w:lang w:val="ru-RU"/>
+        </w:rPr>
+        <w:t xml:space="preserve">. </w:t>
+      </w:r>
+      <w:r>
+        <w:rPr>
+          <w:rFonts w:ascii="Times New Roman" w:hAnsi="Times New Roman" w:cs="Times New Roman"/>
+          <w:sz w:val="24"/>
+          <w:szCs w:val="24"/>
+          <w:u w:val="single"/>
+          <w:lang w:val="ru-RU"/>
+        </w:rPr>
+        <w:t xml:space="preserve">Предельное основание </w:t>
+      </w:r>
+      <w:r>
+        <w:rPr>
+          <w:rFonts w:ascii="Times New Roman" w:hAnsi="Times New Roman" w:cs="Times New Roman"/>
+          <w:sz w:val="24"/>
+          <w:szCs w:val="24"/>
+          <w:u w:val="single"/>
+          <w:lang w:val="ru-RU"/>
+        </w:rPr>
+        <w:t xml:space="preserve">— </w:t>
+      </w:r>
+      <w:r>
+        <w:rPr>
+          <w:rFonts w:ascii="Times New Roman" w:hAnsi="Times New Roman" w:cs="Times New Roman"/>
+          <w:sz w:val="24"/>
+          <w:szCs w:val="24"/>
+          <w:u w:val="single"/>
+          <w:lang w:val="ru-RU"/>
+        </w:rPr>
+        <w:t>это когда искусственные законы приравниваются с естественными</w:t>
+      </w:r>
+      <w:r>
+        <w:rPr>
+          <w:rFonts w:ascii="Times New Roman" w:hAnsi="Times New Roman" w:cs="Times New Roman"/>
+          <w:sz w:val="24"/>
+          <w:szCs w:val="24"/>
+          <w:lang w:val="ru-RU"/>
+        </w:rPr>
+        <w:t xml:space="preserve">. Оно является ключом, доступом к истине. </w:t>
+      </w:r>
+      <w:r>
+        <w:rPr>
+          <w:rFonts w:ascii="Times New Roman" w:hAnsi="Times New Roman" w:cs="Times New Roman"/>
+          <w:i/>
+          <w:sz w:val="24"/>
+          <w:szCs w:val="24"/>
+          <w:lang w:val="ru-RU"/>
+        </w:rPr>
+        <w:t xml:space="preserve">Предельное основание является не мыслью, не знанием; соединить два вида законов можно не знанием, </w:t>
+      </w:r>
+      <w:r>
+        <w:rPr>
+          <w:rFonts w:ascii="Times New Roman" w:hAnsi="Times New Roman" w:cs="Times New Roman"/>
+          <w:i/>
+          <w:sz w:val="24"/>
+          <w:szCs w:val="24"/>
+          <w:lang w:val="ru-RU"/>
+        </w:rPr>
+        <w:t>но</w:t>
+      </w:r>
+      <w:r>
+        <w:rPr>
+          <w:rFonts w:ascii="Times New Roman" w:hAnsi="Times New Roman" w:cs="Times New Roman"/>
+          <w:i/>
+          <w:sz w:val="24"/>
+          <w:szCs w:val="24"/>
+          <w:lang w:val="ru-RU"/>
+        </w:rPr>
+        <w:t xml:space="preserve"> актом, действием.</w:t>
+      </w:r>
+      <w:r>
+        <w:rPr>
+          <w:rFonts w:ascii="Times New Roman" w:hAnsi="Times New Roman" w:cs="Times New Roman"/>
+          <w:sz w:val="24"/>
+          <w:szCs w:val="24"/>
+          <w:lang w:val="ru-RU"/>
+        </w:rPr>
+        <w:t xml:space="preserve"> Сократ пытался своим действием спасти текущую картину мира. Хотя это может показаться нелогичным, но на самом деле его целью были только лишь поиски </w:t>
+      </w:r>
+      <w:r>
+        <w:rPr>
+          <w:rFonts w:ascii="Times New Roman" w:hAnsi="Times New Roman" w:cs="Times New Roman"/>
+          <w:sz w:val="24"/>
+          <w:szCs w:val="24"/>
+          <w:lang w:val="ru-RU"/>
+        </w:rPr>
+        <w:lastRenderedPageBreak/>
+        <w:t xml:space="preserve">предельного основания; он не хотел разрушать картину мира, а хотел </w:t>
+      </w:r>
+      <w:r>
+        <w:rPr>
+          <w:rFonts w:ascii="Times New Roman" w:hAnsi="Times New Roman" w:cs="Times New Roman"/>
+          <w:sz w:val="24"/>
+          <w:szCs w:val="24"/>
+          <w:lang w:val="ru-RU"/>
+        </w:rPr>
+        <w:t xml:space="preserve">лишь </w:t>
+      </w:r>
+      <w:r>
+        <w:rPr>
+          <w:rFonts w:ascii="Times New Roman" w:hAnsi="Times New Roman" w:cs="Times New Roman"/>
+          <w:sz w:val="24"/>
+          <w:szCs w:val="24"/>
+          <w:lang w:val="ru-RU"/>
+        </w:rPr>
+        <w:t>докопаться до её сути.</w:t>
+      </w:r>
+    </w:p>
+    <w:p>
+      <w:pPr>
+        <w:pStyle w:val="Heading2"/>
+        <w:rPr>
+          <w:lang w:val="ru-RU"/>
+        </w:rPr>
+      </w:pPr>
+      <w:r>
+        <w:rPr>
+          <w:lang w:val="ru-RU"/>
+        </w:rPr>
+        <w:t>Картины мира на графике</w:t>
+      </w:r>
+    </w:p>
+    <w:p>
+      <w:pPr>
+        <w:rPr>
+          <w:rFonts w:ascii="Times New Roman" w:hAnsi="Times New Roman" w:cs="Times New Roman"/>
+          <w:sz w:val="24"/>
+          <w:szCs w:val="24"/>
+          <w:lang w:val="ru-RU"/>
+        </w:rPr>
+      </w:pPr>
+      <w:r>
+        <w:rPr>
+          <w:rFonts w:ascii="Times New Roman" w:hAnsi="Times New Roman" w:cs="Times New Roman"/>
+          <w:sz w:val="24"/>
+          <w:szCs w:val="24"/>
+          <w:lang w:val="ru-RU"/>
+        </w:rPr>
+        <w:t>рисунок 1: Картина мира при мифологическом мировосприятии</w:t>
+      </w:r>
+    </w:p>
+    <w:p>
+      <w:pPr>
+        <w:rPr>
+          <w:rFonts w:ascii="Times New Roman" w:hAnsi="Times New Roman" w:cs="Times New Roman"/>
+          <w:sz w:val="24"/>
+          <w:szCs w:val="24"/>
+          <w:lang w:val="ru-RU"/>
+        </w:rPr>
+      </w:pPr>
+      <w:r>
+        <w:rPr>
+          <w:rFonts w:ascii="Times New Roman" w:hAnsi="Times New Roman" w:cs="Times New Roman"/>
+          <w:sz w:val="24"/>
+          <w:szCs w:val="24"/>
+          <w:lang w:val="ru-RU"/>
+        </w:rPr>
+        <w:t>![[</w:t>
+      </w:r>
+      <w:r>
+        <w:rPr>
+          <w:rFonts w:ascii="Times New Roman" w:hAnsi="Times New Roman" w:cs="Times New Roman"/>
+          <w:sz w:val="24"/>
+          <w:szCs w:val="24"/>
+        </w:rPr>
+        <w:t>Drawing</w:t>
+      </w:r>
+      <w:r>
+        <w:rPr>
+          <w:rFonts w:ascii="Times New Roman" w:hAnsi="Times New Roman" w:cs="Times New Roman"/>
+          <w:sz w:val="24"/>
+          <w:szCs w:val="24"/>
+          <w:lang w:val="ru-RU"/>
+        </w:rPr>
+        <w:t xml:space="preserve"> 2.</w:t>
+      </w:r>
+      <w:r>
+        <w:rPr>
+          <w:rFonts w:ascii="Times New Roman" w:hAnsi="Times New Roman" w:cs="Times New Roman"/>
+          <w:sz w:val="24"/>
+          <w:szCs w:val="24"/>
+        </w:rPr>
+        <w:t>png</w:t>
+      </w:r>
+      <w:r>
+        <w:rPr>
+          <w:rFonts w:ascii="Times New Roman" w:hAnsi="Times New Roman" w:cs="Times New Roman"/>
+          <w:sz w:val="24"/>
+          <w:szCs w:val="24"/>
+          <w:lang w:val="ru-RU"/>
+        </w:rPr>
+        <w:t>]]</w:t>
+      </w:r>
+    </w:p>
+    <w:p>
+      <w:pPr>
+        <w:rPr>
+          <w:rFonts w:ascii="Times New Roman" w:hAnsi="Times New Roman" w:cs="Times New Roman"/>
+          <w:sz w:val="24"/>
+          <w:szCs w:val="24"/>
+          <w:lang w:val="ru-RU"/>
+        </w:rPr>
+      </w:pPr>
+      <w:r>
+        <w:rPr>
+          <w:rFonts w:ascii="Times New Roman" w:hAnsi="Times New Roman" w:cs="Times New Roman"/>
+          <w:sz w:val="24"/>
+          <w:szCs w:val="24"/>
+          <w:lang w:val="ru-RU"/>
+        </w:rPr>
+        <w:t xml:space="preserve">Смена картины мира происходит при движении графика по часовой или против часовой стрелки; так как Сократ показал, что </w:t>
+      </w:r>
+      <w:r>
+        <w:rPr>
+          <w:rFonts w:ascii="Times New Roman" w:hAnsi="Times New Roman" w:cs="Times New Roman"/>
+          <w:b/>
+          <w:bCs/>
+          <w:sz w:val="24"/>
+          <w:szCs w:val="24"/>
+          <w:lang w:val="ru-RU"/>
+        </w:rPr>
+        <w:t>средство</w:t>
+      </w:r>
+      <w:r>
+        <w:rPr>
+          <w:rFonts w:ascii="Times New Roman" w:hAnsi="Times New Roman" w:cs="Times New Roman"/>
+          <w:sz w:val="24"/>
+          <w:szCs w:val="24"/>
+          <w:lang w:val="ru-RU"/>
+        </w:rPr>
+        <w:t xml:space="preserve"> не приводит к желаемой цели, то это </w:t>
+      </w:r>
+      <w:r>
+        <w:rPr>
+          <w:rFonts w:ascii="Times New Roman" w:hAnsi="Times New Roman" w:cs="Times New Roman"/>
+          <w:b/>
+          <w:bCs/>
+          <w:sz w:val="24"/>
+          <w:szCs w:val="24"/>
+          <w:lang w:val="ru-RU"/>
+        </w:rPr>
+        <w:t>средство</w:t>
+      </w:r>
+      <w:r>
+        <w:rPr>
+          <w:rFonts w:ascii="Times New Roman" w:hAnsi="Times New Roman" w:cs="Times New Roman"/>
+          <w:sz w:val="24"/>
+          <w:szCs w:val="24"/>
+          <w:lang w:val="ru-RU"/>
+        </w:rPr>
+        <w:t xml:space="preserve">, как непригодное, становится </w:t>
+      </w:r>
+      <w:r>
+        <w:rPr>
+          <w:rFonts w:ascii="Times New Roman" w:hAnsi="Times New Roman" w:cs="Times New Roman"/>
+          <w:b/>
+          <w:bCs/>
+          <w:sz w:val="24"/>
+          <w:szCs w:val="24"/>
+          <w:lang w:val="ru-RU"/>
+        </w:rPr>
+        <w:t>отбросом</w:t>
+      </w:r>
+      <w:r>
+        <w:rPr>
+          <w:rFonts w:ascii="Times New Roman" w:hAnsi="Times New Roman" w:cs="Times New Roman"/>
+          <w:sz w:val="24"/>
+          <w:szCs w:val="24"/>
+          <w:lang w:val="ru-RU"/>
+        </w:rPr>
+        <w:t xml:space="preserve">, а то, что было </w:t>
+      </w:r>
+      <w:r>
+        <w:rPr>
+          <w:rFonts w:ascii="Times New Roman" w:hAnsi="Times New Roman" w:cs="Times New Roman"/>
+          <w:b/>
+          <w:bCs/>
+          <w:sz w:val="24"/>
+          <w:szCs w:val="24"/>
+          <w:lang w:val="ru-RU"/>
+        </w:rPr>
+        <w:t>отбросом</w:t>
+      </w:r>
+      <w:r>
+        <w:rPr>
+          <w:rFonts w:ascii="Times New Roman" w:hAnsi="Times New Roman" w:cs="Times New Roman"/>
+          <w:sz w:val="24"/>
+          <w:szCs w:val="24"/>
+          <w:lang w:val="ru-RU"/>
+        </w:rPr>
+        <w:t xml:space="preserve">, занимает главный фокус внимания и становится </w:t>
+      </w:r>
+      <w:r>
+        <w:rPr>
+          <w:rFonts w:ascii="Times New Roman" w:hAnsi="Times New Roman" w:cs="Times New Roman"/>
+          <w:b/>
+          <w:bCs/>
+          <w:sz w:val="24"/>
+          <w:szCs w:val="24"/>
+          <w:lang w:val="ru-RU"/>
+        </w:rPr>
+        <w:t>целью</w:t>
+      </w:r>
+      <w:r>
+        <w:rPr>
+          <w:rFonts w:ascii="Times New Roman" w:hAnsi="Times New Roman" w:cs="Times New Roman"/>
+          <w:sz w:val="24"/>
+          <w:szCs w:val="24"/>
+          <w:lang w:val="ru-RU"/>
+        </w:rPr>
+        <w:t xml:space="preserve">: элементы графика поменялись местами, сдвинувшись против часовой стрелки. Аффект при </w:t>
+      </w:r>
+      <w:r>
+        <w:rPr>
+          <w:rFonts w:ascii="Times New Roman" w:hAnsi="Times New Roman" w:cs="Times New Roman"/>
+          <w:sz w:val="24"/>
+          <w:szCs w:val="24"/>
+          <w:lang w:val="ru-RU"/>
+        </w:rPr>
+        <w:t>этом несмотря на то, что</w:t>
+      </w:r>
+      <w:r>
+        <w:rPr>
+          <w:rFonts w:ascii="Times New Roman" w:hAnsi="Times New Roman" w:cs="Times New Roman"/>
+          <w:sz w:val="24"/>
+          <w:szCs w:val="24"/>
+          <w:lang w:val="ru-RU"/>
+        </w:rPr>
+        <w:t xml:space="preserve"> не был достигнут (по заявлению Сократа), становится </w:t>
+      </w:r>
+      <w:r>
+        <w:rPr>
+          <w:rFonts w:ascii="Times New Roman" w:hAnsi="Times New Roman" w:cs="Times New Roman"/>
+          <w:b/>
+          <w:bCs/>
+          <w:sz w:val="24"/>
+          <w:szCs w:val="24"/>
+          <w:lang w:val="ru-RU"/>
+        </w:rPr>
+        <w:t>средством</w:t>
+      </w:r>
+      <w:r>
+        <w:rPr>
+          <w:rFonts w:ascii="Times New Roman" w:hAnsi="Times New Roman" w:cs="Times New Roman"/>
+          <w:sz w:val="24"/>
+          <w:szCs w:val="24"/>
+          <w:lang w:val="ru-RU"/>
+        </w:rPr>
+        <w:t>, а о том, как это возможно, будет сказано позже.</w:t>
+      </w:r>
+    </w:p>
+    <w:p>
+      <w:pPr>
+        <w:rPr>
+          <w:rFonts w:ascii="Times New Roman" w:hAnsi="Times New Roman" w:cs="Times New Roman"/>
+          <w:sz w:val="24"/>
+          <w:szCs w:val="24"/>
+          <w:lang w:val="ru-RU"/>
+        </w:rPr>
+      </w:pPr>
+      <w:r>
+        <w:rPr>
+          <w:rFonts w:ascii="Times New Roman" w:hAnsi="Times New Roman" w:cs="Times New Roman"/>
+          <w:sz w:val="24"/>
+          <w:szCs w:val="24"/>
+          <w:lang w:val="ru-RU"/>
+        </w:rPr>
+        <w:t xml:space="preserve">Рисунок 2: картина мира при </w:t>
+      </w:r>
+      <w:r>
+        <w:rPr>
+          <w:rFonts w:ascii="Times New Roman" w:hAnsi="Times New Roman" w:cs="Times New Roman"/>
           <w:b/>
           <w:i/>
+          <w:sz w:val="24"/>
+          <w:szCs w:val="24"/>
+          <w:lang w:val="ru-RU"/>
         </w:rPr>
         <w:t>монотеизме</w:t>
       </w:r>
       <w:r>
+        <w:rPr>
+          <w:rFonts w:ascii="Times New Roman" w:hAnsi="Times New Roman" w:cs="Times New Roman"/>
+          <w:sz w:val="24"/>
+          <w:szCs w:val="24"/>
+          <w:lang w:val="ru-RU"/>
+        </w:rPr>
         <w:t xml:space="preserve"> (преимущественно христианстве)</w:t>
       </w:r>
     </w:p>
     <w:p>
-      <w:r>
-        <w:t>![[Drawing 3.png]]</w:t>
+      <w:pPr>
+        <w:rPr>
+          <w:rFonts w:ascii="Times New Roman" w:hAnsi="Times New Roman" w:cs="Times New Roman"/>
+          <w:sz w:val="24"/>
+          <w:szCs w:val="24"/>
+          <w:lang w:val="ru-RU"/>
+        </w:rPr>
+      </w:pPr>
+      <w:r>
+        <w:rPr>
+          <w:rFonts w:ascii="Times New Roman" w:hAnsi="Times New Roman" w:cs="Times New Roman"/>
+          <w:sz w:val="24"/>
+          <w:szCs w:val="24"/>
+          <w:lang w:val="ru-RU"/>
+        </w:rPr>
+        <w:t>![[</w:t>
+      </w:r>
+      <w:r>
+        <w:rPr>
+          <w:rFonts w:ascii="Times New Roman" w:hAnsi="Times New Roman" w:cs="Times New Roman"/>
+          <w:sz w:val="24"/>
+          <w:szCs w:val="24"/>
+        </w:rPr>
+        <w:t>Drawing</w:t>
+      </w:r>
+      <w:r>
+        <w:rPr>
+          <w:rFonts w:ascii="Times New Roman" w:hAnsi="Times New Roman" w:cs="Times New Roman"/>
+          <w:sz w:val="24"/>
+          <w:szCs w:val="24"/>
+          <w:lang w:val="ru-RU"/>
+        </w:rPr>
+        <w:t xml:space="preserve"> 3.</w:t>
+      </w:r>
+      <w:r>
+        <w:rPr>
+          <w:rFonts w:ascii="Times New Roman" w:hAnsi="Times New Roman" w:cs="Times New Roman"/>
+          <w:sz w:val="24"/>
+          <w:szCs w:val="24"/>
+        </w:rPr>
+        <w:t>png</w:t>
+      </w:r>
+      <w:r>
+        <w:rPr>
+          <w:rFonts w:ascii="Times New Roman" w:hAnsi="Times New Roman" w:cs="Times New Roman"/>
+          <w:sz w:val="24"/>
+          <w:szCs w:val="24"/>
+          <w:lang w:val="ru-RU"/>
+        </w:rPr>
+        <w:t>]]</w:t>
       </w:r>
     </w:p>
     <w:p>
-      <w:r>
-        <w:lastRenderedPageBreak/>
-        <w:t xml:space="preserve">Зачастую люди, смотря на монотеизм в ретроспективе спустя огромное количество времени после его возникновения, ошибочно делают акцент монотеистической картины мира на </w:t>
-      </w:r>
-      <w:r>
-        <w:rPr>
-          <w:i/>
-        </w:rPr>
-        <w:t>традиционности</w:t>
-      </w:r>
-      <w:r>
-        <w:t>; смотрят на религию как на исток неких традиций; адепты говорят, что приобщение к этим традициям и опора на них — это благо; хейтеры религии говорят, что эти традиции косные, манипулятивные; что к ним нужно отнестись критически. Но на самом деле нужно воспринимать монотеизм как отказ от традиции (оставь отца своего и мать свою и иди за мной). Христианство было в этом смысле принципиальным новаторством.</w:t>
+      <w:pPr>
+        <w:pStyle w:val="Heading2"/>
+        <w:rPr>
+          <w:lang w:val="ru-RU"/>
+        </w:rPr>
+      </w:pPr>
+      <w:r>
+        <w:rPr>
+          <w:lang w:val="ru-RU"/>
+        </w:rPr>
+        <w:t>Монотеизм</w:t>
       </w:r>
     </w:p>
     <w:p>
-      <w:r>
-        <w:t>В мифологической картине мира люди, пытаясь понять реальность без наблюдателя, искали ответ на вопрос «что есть бытие/истина?». Так как ответить на этот вопрос оказалось невозможным, Монотеизм меняет этот вопрос на «кто есть бытие/истина?». Чтобы лучше это усвоить, нужно понять различие между «что» и «кто»: Что (усия) — это сущность, носитель каких-то свойств. Кто (Юпостасис (предок слова ипостась)) — это лик, личность.</w:t>
+      <w:pPr>
+        <w:rPr>
+          <w:rFonts w:ascii="Times New Roman" w:hAnsi="Times New Roman" w:cs="Times New Roman"/>
+          <w:sz w:val="24"/>
+          <w:szCs w:val="24"/>
+          <w:lang w:val="ru-RU"/>
+        </w:rPr>
+      </w:pPr>
+      <w:r>
+        <w:rPr>
+          <w:rFonts w:ascii="Times New Roman" w:hAnsi="Times New Roman" w:cs="Times New Roman"/>
+          <w:sz w:val="24"/>
+          <w:szCs w:val="24"/>
+          <w:lang w:val="ru-RU"/>
+        </w:rPr>
+        <w:t xml:space="preserve">Зачастую люди, смотря на монотеизм в ретроспективе спустя огромное количество времени после его возникновения, ошибочно делают акцент монотеистической картины мира на </w:t>
+      </w:r>
+      <w:r>
+        <w:rPr>
+          <w:rFonts w:ascii="Times New Roman" w:hAnsi="Times New Roman" w:cs="Times New Roman"/>
+          <w:i/>
+          <w:sz w:val="24"/>
+          <w:szCs w:val="24"/>
+          <w:lang w:val="ru-RU"/>
+        </w:rPr>
+        <w:t>традиционности</w:t>
+      </w:r>
+      <w:r>
+        <w:rPr>
+          <w:rFonts w:ascii="Times New Roman" w:hAnsi="Times New Roman" w:cs="Times New Roman"/>
+          <w:sz w:val="24"/>
+          <w:szCs w:val="24"/>
+          <w:lang w:val="ru-RU"/>
+        </w:rPr>
+        <w:t xml:space="preserve">; смотрят на религию как на исток неких традиций; адепты говорят, что приобщение к этим традициям и опора на них — это благо; </w:t>
+      </w:r>
+      <w:r>
+        <w:rPr>
+          <w:rFonts w:ascii="Times New Roman" w:hAnsi="Times New Roman" w:cs="Times New Roman"/>
+          <w:sz w:val="24"/>
+          <w:szCs w:val="24"/>
+          <w:lang w:val="ru-RU"/>
+        </w:rPr>
+        <w:t>ненавистники</w:t>
+      </w:r>
+      <w:r>
+        <w:rPr>
+          <w:rFonts w:ascii="Times New Roman" w:hAnsi="Times New Roman" w:cs="Times New Roman"/>
+          <w:sz w:val="24"/>
+          <w:szCs w:val="24"/>
+          <w:lang w:val="ru-RU"/>
+        </w:rPr>
+        <w:t xml:space="preserve"> религии говорят, что эти традиции косные, манипулятивные; что к ним нужно отнестись критически. Но на самом деле нужно воспринимать монотеизм как отказ от традиции (оставь отца своего и мать свою и иди за мной). Христианство было в этом смысле принципиальным новаторством.</w:t>
       </w:r>
     </w:p>
     <w:p>
-      <w:r>
-        <w:t>Александр Борисенко</w:t>
+      <w:pPr>
+        <w:rPr>
+          <w:rFonts w:ascii="Times New Roman" w:hAnsi="Times New Roman" w:cs="Times New Roman"/>
+          <w:sz w:val="24"/>
+          <w:szCs w:val="24"/>
+        </w:rPr>
+      </w:pPr>
+      <w:r>
+        <w:rPr>
+          <w:rFonts w:ascii="Times New Roman" w:hAnsi="Times New Roman" w:cs="Times New Roman"/>
+          <w:sz w:val="24"/>
+          <w:szCs w:val="24"/>
+          <w:lang w:val="ru-RU"/>
+        </w:rPr>
+        <w:t>В мифологической картине мира люди, пытаясь понять реальность без наблюдателя, искали ответ на вопрос «</w:t>
+      </w:r>
+      <w:r>
+        <w:rPr>
+          <w:rFonts w:ascii="Times New Roman" w:hAnsi="Times New Roman" w:cs="Times New Roman"/>
+          <w:b/>
+          <w:bCs/>
+          <w:sz w:val="24"/>
+          <w:szCs w:val="24"/>
+          <w:lang w:val="ru-RU"/>
+        </w:rPr>
+        <w:t>что</w:t>
+      </w:r>
+      <w:r>
+        <w:rPr>
+          <w:rFonts w:ascii="Times New Roman" w:hAnsi="Times New Roman" w:cs="Times New Roman"/>
+          <w:sz w:val="24"/>
+          <w:szCs w:val="24"/>
+          <w:lang w:val="ru-RU"/>
+        </w:rPr>
+        <w:t xml:space="preserve"> есть </w:t>
+      </w:r>
+      <w:r>
+        <w:rPr>
+          <w:rFonts w:ascii="Times New Roman" w:hAnsi="Times New Roman" w:cs="Times New Roman"/>
+          <w:i/>
+          <w:iCs/>
+          <w:sz w:val="24"/>
+          <w:szCs w:val="24"/>
+          <w:lang w:val="ru-RU"/>
+        </w:rPr>
+        <w:t>бытие/истина</w:t>
+      </w:r>
+      <w:r>
+        <w:rPr>
+          <w:rFonts w:ascii="Times New Roman" w:hAnsi="Times New Roman" w:cs="Times New Roman"/>
+          <w:sz w:val="24"/>
+          <w:szCs w:val="24"/>
+          <w:lang w:val="ru-RU"/>
+        </w:rPr>
+        <w:t xml:space="preserve">?». Так как ответить на этот вопрос оказалось невозможным, </w:t>
+      </w:r>
+      <w:r>
+        <w:rPr>
+          <w:rFonts w:ascii="Times New Roman" w:hAnsi="Times New Roman" w:cs="Times New Roman"/>
+          <w:sz w:val="24"/>
+          <w:szCs w:val="24"/>
+          <w:lang w:val="ru-RU"/>
+        </w:rPr>
+        <w:t>м</w:t>
+      </w:r>
+      <w:r>
+        <w:rPr>
+          <w:rFonts w:ascii="Times New Roman" w:hAnsi="Times New Roman" w:cs="Times New Roman"/>
+          <w:sz w:val="24"/>
+          <w:szCs w:val="24"/>
+          <w:lang w:val="ru-RU"/>
+        </w:rPr>
+        <w:t xml:space="preserve">онотеизм меняет этот вопрос на </w:t>
+      </w:r>
+      <w:r>
+        <w:rPr>
+          <w:rFonts w:ascii="Times New Roman" w:hAnsi="Times New Roman" w:cs="Times New Roman"/>
+          <w:b/>
+          <w:bCs/>
+          <w:sz w:val="24"/>
+          <w:szCs w:val="24"/>
+          <w:lang w:val="ru-RU"/>
+        </w:rPr>
+        <w:t>кто</w:t>
+      </w:r>
+      <w:r>
+        <w:rPr>
+          <w:rFonts w:ascii="Times New Roman" w:hAnsi="Times New Roman" w:cs="Times New Roman"/>
+          <w:sz w:val="24"/>
+          <w:szCs w:val="24"/>
+          <w:lang w:val="ru-RU"/>
+        </w:rPr>
+        <w:t xml:space="preserve"> есть бытие/истина? Чтобы лучше это усвоить, нужно понять различие между </w:t>
+      </w:r>
+      <w:r>
+        <w:rPr>
+          <w:rFonts w:ascii="Times New Roman" w:hAnsi="Times New Roman" w:cs="Times New Roman"/>
+          <w:b/>
+          <w:bCs/>
+          <w:sz w:val="24"/>
+          <w:szCs w:val="24"/>
+          <w:lang w:val="ru-RU"/>
+        </w:rPr>
+        <w:t>что</w:t>
+      </w:r>
+      <w:r>
+        <w:rPr>
+          <w:rFonts w:ascii="Times New Roman" w:hAnsi="Times New Roman" w:cs="Times New Roman"/>
+          <w:sz w:val="24"/>
+          <w:szCs w:val="24"/>
+          <w:lang w:val="ru-RU"/>
+        </w:rPr>
+        <w:t xml:space="preserve"> и </w:t>
+      </w:r>
+      <w:r>
+        <w:rPr>
+          <w:rFonts w:ascii="Times New Roman" w:hAnsi="Times New Roman" w:cs="Times New Roman"/>
+          <w:b/>
+          <w:bCs/>
+          <w:sz w:val="24"/>
+          <w:szCs w:val="24"/>
+          <w:lang w:val="ru-RU"/>
+        </w:rPr>
+        <w:t>кто</w:t>
+      </w:r>
+      <w:r>
+        <w:rPr>
+          <w:rFonts w:ascii="Times New Roman" w:hAnsi="Times New Roman" w:cs="Times New Roman"/>
+          <w:sz w:val="24"/>
+          <w:szCs w:val="24"/>
+          <w:lang w:val="ru-RU"/>
+        </w:rPr>
+        <w:t xml:space="preserve">: Что </w:t>
+      </w:r>
+      <w:r>
+        <w:rPr>
+          <w:rFonts w:ascii="Times New Roman" w:hAnsi="Times New Roman" w:cs="Times New Roman"/>
+          <w:sz w:val="24"/>
+          <w:szCs w:val="24"/>
+          <w:lang w:val="ru-RU"/>
+        </w:rPr>
+        <w:t xml:space="preserve">— </w:t>
+      </w:r>
+      <w:r>
+        <w:rPr>
+          <w:rFonts w:ascii="Times New Roman" w:hAnsi="Times New Roman" w:cs="Times New Roman"/>
+          <w:sz w:val="24"/>
+          <w:szCs w:val="24"/>
+          <w:lang w:val="ru-RU"/>
+        </w:rPr>
+        <w:t>οὐσία</w:t>
+      </w:r>
+      <w:r>
+        <w:rPr>
+          <w:rFonts w:ascii="Times New Roman" w:hAnsi="Times New Roman" w:cs="Times New Roman"/>
+          <w:sz w:val="24"/>
+          <w:szCs w:val="24"/>
+          <w:lang w:val="ru-RU"/>
+        </w:rPr>
+        <w:t xml:space="preserve"> </w:t>
+      </w:r>
+      <w:r>
+        <w:rPr>
+          <w:rFonts w:ascii="Times New Roman" w:hAnsi="Times New Roman" w:cs="Times New Roman"/>
+          <w:sz w:val="24"/>
+          <w:szCs w:val="24"/>
+          <w:lang w:val="ru-RU"/>
+        </w:rPr>
+        <w:t>[</w:t>
+      </w:r>
+      <w:r>
+        <w:rPr>
+          <w:rFonts w:ascii="Times New Roman" w:hAnsi="Times New Roman" w:cs="Times New Roman"/>
+          <w:sz w:val="24"/>
+          <w:szCs w:val="24"/>
+          <w:lang w:val="ru-RU"/>
+        </w:rPr>
+        <w:t>усия</w:t>
+      </w:r>
+      <w:r>
+        <w:rPr>
+          <w:rFonts w:ascii="Times New Roman" w:hAnsi="Times New Roman" w:cs="Times New Roman"/>
+          <w:sz w:val="24"/>
+          <w:szCs w:val="24"/>
+          <w:lang w:val="ru-RU"/>
+        </w:rPr>
+        <w:t>]</w:t>
+      </w:r>
+      <w:r>
+        <w:rPr>
+          <w:rFonts w:ascii="Times New Roman" w:hAnsi="Times New Roman" w:cs="Times New Roman"/>
+          <w:sz w:val="24"/>
+          <w:szCs w:val="24"/>
+          <w:lang w:val="ru-RU"/>
+        </w:rPr>
+        <w:t xml:space="preserve"> — это сущность, носитель каких-то свойств. </w:t>
+      </w:r>
+      <w:r>
+        <w:rPr>
+          <w:rFonts w:ascii="Times New Roman" w:hAnsi="Times New Roman" w:cs="Times New Roman"/>
+          <w:sz w:val="24"/>
+          <w:szCs w:val="24"/>
+          <w:lang w:val="ru-RU"/>
+        </w:rPr>
+        <w:t xml:space="preserve">Кто </w:t>
+      </w:r>
+      <w:r>
+        <w:rPr>
+          <w:rFonts w:ascii="Times New Roman" w:hAnsi="Times New Roman" w:cs="Times New Roman"/>
+          <w:sz w:val="24"/>
+          <w:szCs w:val="24"/>
+          <w:lang w:val="ru-RU"/>
+        </w:rPr>
+        <w:t xml:space="preserve">— </w:t>
+      </w:r>
+      <w:r>
+        <w:rPr>
+          <w:rFonts w:ascii="Times New Roman" w:hAnsi="Times New Roman" w:cs="Times New Roman"/>
+          <w:sz w:val="24"/>
+          <w:szCs w:val="24"/>
+          <w:lang w:val="ru-RU"/>
+        </w:rPr>
+        <w:t>ὑπόστασις</w:t>
+      </w:r>
+      <w:r>
+        <w:rPr>
+          <w:rFonts w:ascii="Times New Roman" w:hAnsi="Times New Roman" w:cs="Times New Roman"/>
+          <w:sz w:val="24"/>
+          <w:szCs w:val="24"/>
+        </w:rPr>
+        <w:t xml:space="preserve"> [</w:t>
+      </w:r>
+      <w:r>
+        <w:rPr>
+          <w:rFonts w:ascii="Times New Roman" w:hAnsi="Times New Roman" w:cs="Times New Roman"/>
+          <w:sz w:val="24"/>
+          <w:szCs w:val="24"/>
+          <w:lang w:val="ru-RU"/>
+        </w:rPr>
+        <w:t>ю</w:t>
+      </w:r>
+      <w:r>
+        <w:rPr>
+          <w:rFonts w:ascii="Times New Roman" w:hAnsi="Times New Roman" w:cs="Times New Roman"/>
+          <w:sz w:val="24"/>
+          <w:szCs w:val="24"/>
+          <w:lang w:val="ru-RU"/>
+        </w:rPr>
+        <w:t>постасис</w:t>
+      </w:r>
+      <w:r>
+        <w:rPr>
+          <w:rFonts w:ascii="Times New Roman" w:hAnsi="Times New Roman" w:cs="Times New Roman"/>
+          <w:sz w:val="24"/>
+          <w:szCs w:val="24"/>
+        </w:rPr>
+        <w:t>]</w:t>
+      </w:r>
+      <w:r>
+        <w:rPr>
+          <w:rFonts w:ascii="Times New Roman" w:hAnsi="Times New Roman" w:cs="Times New Roman"/>
+          <w:sz w:val="24"/>
+          <w:szCs w:val="24"/>
+          <w:lang w:val="ru-RU"/>
+        </w:rPr>
+        <w:t xml:space="preserve"> </w:t>
+      </w:r>
+      <w:r>
+        <w:rPr>
+          <w:rFonts w:ascii="Times New Roman" w:hAnsi="Times New Roman" w:cs="Times New Roman"/>
+          <w:sz w:val="24"/>
+          <w:szCs w:val="24"/>
+          <w:lang w:val="ru-RU"/>
+        </w:rPr>
+        <w:t xml:space="preserve">— </w:t>
+      </w:r>
+      <w:r>
+        <w:rPr>
+          <w:rFonts w:ascii="Times New Roman" w:hAnsi="Times New Roman" w:cs="Times New Roman"/>
+          <w:sz w:val="24"/>
+          <w:szCs w:val="24"/>
+          <w:lang w:val="ru-RU"/>
+        </w:rPr>
+        <w:t xml:space="preserve">предок слова </w:t>
+      </w:r>
+      <w:r>
+        <w:rPr>
+          <w:rFonts w:ascii="Times New Roman" w:hAnsi="Times New Roman" w:cs="Times New Roman"/>
+          <w:i/>
+          <w:iCs/>
+          <w:sz w:val="24"/>
+          <w:szCs w:val="24"/>
+          <w:lang w:val="ru-RU"/>
+        </w:rPr>
+        <w:t>ипостась</w:t>
+      </w:r>
+      <w:r>
+        <w:rPr>
+          <w:rFonts w:ascii="Times New Roman" w:hAnsi="Times New Roman" w:cs="Times New Roman"/>
+          <w:sz w:val="24"/>
+          <w:szCs w:val="24"/>
+          <w:lang w:val="ru-RU"/>
+        </w:rPr>
+        <w:t xml:space="preserve"> — это лик, личность.</w:t>
+      </w:r>
+    </w:p>
+    <w:p>
+      <w:pPr>
+        <w:pStyle w:val="Heading2"/>
+        <w:rPr>
+          <w:lang w:val="ru-RU"/>
+        </w:rPr>
+      </w:pPr>
+      <w:r>
+        <w:rPr>
+          <w:lang w:val="ru-RU"/>
+        </w:rPr>
+        <w:t xml:space="preserve">Различия </w:t>
+      </w:r>
+      <w:r>
+        <w:rPr>
+          <w:lang w:val="ru-RU"/>
+        </w:rPr>
+        <w:t>οὐσία</w:t>
+      </w:r>
+      <w:r>
+        <w:rPr>
+          <w:lang w:val="ru-RU"/>
+        </w:rPr>
+        <w:t xml:space="preserve"> и </w:t>
+      </w:r>
+      <w:r>
+        <w:rPr>
+          <w:lang w:val="ru-RU"/>
+        </w:rPr>
+        <w:t>ὑπόστασις</w:t>
+      </w:r>
+    </w:p>
+    <w:p>
+      <w:pPr>
+        <w:rPr>
+          <w:rFonts w:ascii="Times New Roman" w:hAnsi="Times New Roman" w:cs="Times New Roman"/>
+          <w:sz w:val="24"/>
+          <w:szCs w:val="24"/>
+          <w:lang w:val="ru-RU"/>
+        </w:rPr>
+      </w:pPr>
+      <w:r>
+        <w:rPr>
+          <w:rFonts w:ascii="Times New Roman" w:hAnsi="Times New Roman" w:cs="Times New Roman"/>
+          <w:sz w:val="24"/>
+          <w:szCs w:val="24"/>
+          <w:lang w:val="ru-RU"/>
+        </w:rPr>
+        <w:t>Рассмотрим качества любого человека:</w:t>
       </w:r>
     </w:p>
     <w:p>
@@ -126,9 +1686,20 @@
           <w:ilvl w:val="0"/>
           <w:numId w:val="9"/>
         </w:numPr>
-      </w:pPr>
-      <w:r>
-        <w:t>увлекается философией</w:t>
+        <w:rPr>
+          <w:rFonts w:ascii="Times New Roman" w:hAnsi="Times New Roman" w:cs="Times New Roman"/>
+          <w:sz w:val="24"/>
+          <w:szCs w:val="24"/>
+        </w:rPr>
+      </w:pPr>
+      <w:r>
+        <w:rPr>
+          <w:rFonts w:ascii="Times New Roman" w:hAnsi="Times New Roman" w:cs="Times New Roman"/>
+          <w:sz w:val="24"/>
+          <w:szCs w:val="24"/>
+          <w:lang w:val="ru-RU"/>
+        </w:rPr>
+        <w:t>Имеет профессию</w:t>
       </w:r>
     </w:p>
     <w:p>
@@ -137,9 +1708,21 @@
           <w:ilvl w:val="0"/>
           <w:numId w:val="9"/>
         </w:numPr>
-      </w:pPr>
-      <w:r>
-        <w:t>Живет в мск</w:t>
+        <w:rPr>
+          <w:rFonts w:ascii="Times New Roman" w:hAnsi="Times New Roman" w:cs="Times New Roman"/>
+          <w:sz w:val="24"/>
+          <w:szCs w:val="24"/>
+          <w:lang w:val="ru-RU"/>
+        </w:rPr>
+      </w:pPr>
+      <w:r>
+        <w:rPr>
+          <w:rFonts w:ascii="Times New Roman" w:hAnsi="Times New Roman" w:cs="Times New Roman"/>
+          <w:sz w:val="24"/>
+          <w:szCs w:val="24"/>
+          <w:lang w:val="ru-RU"/>
+        </w:rPr>
+        <w:t>Живет в таком-то городе</w:t>
       </w:r>
     </w:p>
     <w:p>
@@ -148,9 +1731,21 @@
           <w:ilvl w:val="0"/>
           <w:numId w:val="9"/>
         </w:numPr>
-      </w:pPr>
-      <w:r>
-        <w:t>Ленивый</w:t>
+        <w:rPr>
+          <w:rFonts w:ascii="Times New Roman" w:hAnsi="Times New Roman" w:cs="Times New Roman"/>
+          <w:sz w:val="24"/>
+          <w:szCs w:val="24"/>
+          <w:lang w:val="ru-RU"/>
+        </w:rPr>
+      </w:pPr>
+      <w:r>
+        <w:rPr>
+          <w:rFonts w:ascii="Times New Roman" w:hAnsi="Times New Roman" w:cs="Times New Roman"/>
+          <w:sz w:val="24"/>
+          <w:szCs w:val="24"/>
+          <w:lang w:val="ru-RU"/>
+        </w:rPr>
+        <w:t>Обладает тем или иным социальным статусом</w:t>
       </w:r>
     </w:p>
     <w:p>
@@ -159,63 +1754,866 @@
           <w:ilvl w:val="0"/>
           <w:numId w:val="9"/>
         </w:numPr>
-      </w:pPr>
-      <w:r>
-        <w:t>Спокойный</w:t>
+        <w:rPr>
+          <w:rFonts w:ascii="Times New Roman" w:hAnsi="Times New Roman" w:cs="Times New Roman"/>
+          <w:sz w:val="24"/>
+          <w:szCs w:val="24"/>
+          <w:lang w:val="ru-RU"/>
+        </w:rPr>
+      </w:pPr>
+      <w:r>
+        <w:rPr>
+          <w:rFonts w:ascii="Times New Roman" w:hAnsi="Times New Roman" w:cs="Times New Roman"/>
+          <w:sz w:val="24"/>
+          <w:szCs w:val="24"/>
+          <w:lang w:val="ru-RU"/>
+        </w:rPr>
+        <w:t>Имеет предпочтения в одежде и еде</w:t>
       </w:r>
     </w:p>
     <w:p>
       <w:pPr>
-        <w:numPr>
-          <w:ilvl w:val="0"/>
-          <w:numId w:val="9"/>
-        </w:numPr>
-      </w:pPr>
-      <w:r>
-        <w:t>Лысый Все эти качества относятся к моей сущности (усия)! Усия обладает двумя качествами: она изменчива(каждое из качеств может во мне измениться или исчезнуть), не уникальна (другие люди тоже лысые, тоже ленятся, живут в мск итп). Юпостасис это, в свою очередь, неизменное и уникальное качество. Тем не менее, через Усию можно познать юпостасис, потому что все свои временные качества мы приобретаем по своему собственному выбору: я ленив по своей воле, хотя мог бы быть деятелен; я лыс, хотя мог бы отращивать плешивую, но длинную прическу; увлекаюсь философией, но мог бы искусством и так далее. За всеми изменчивыми качествами существует константа, определяемая совершенным выбором, принятием решения. Способность выбирать то или иное и есть юпостасис. Причем человек вынужден выбирать всегда; даже когда кто-то говорит, что не хочет принимать решений, выбор его состоит в том, чтобы кто-то выбирал за него. Это свобода воли. В античности термин свобода означал только социальный статус: свободный человек = не раб.</w:t>
+        <w:rPr>
+          <w:rFonts w:ascii="Times New Roman" w:hAnsi="Times New Roman" w:cs="Times New Roman"/>
+          <w:sz w:val="24"/>
+          <w:szCs w:val="24"/>
+          <w:lang w:val="ru-RU"/>
+        </w:rPr>
+      </w:pPr>
+      <w:r>
+        <w:rPr>
+          <w:rFonts w:ascii="Times New Roman" w:hAnsi="Times New Roman" w:cs="Times New Roman"/>
+          <w:sz w:val="24"/>
+          <w:szCs w:val="24"/>
+          <w:lang w:val="ru-RU"/>
+        </w:rPr>
+        <w:lastRenderedPageBreak/>
+        <w:t xml:space="preserve">Все эти качества относятся к </w:t>
+      </w:r>
+      <w:r>
+        <w:rPr>
+          <w:rFonts w:ascii="Times New Roman" w:hAnsi="Times New Roman" w:cs="Times New Roman"/>
+          <w:b/>
+          <w:bCs/>
+          <w:sz w:val="24"/>
+          <w:szCs w:val="24"/>
+          <w:lang w:val="ru-RU"/>
+        </w:rPr>
+        <w:t>сущности</w:t>
+      </w:r>
+      <w:r>
+        <w:rPr>
+          <w:rFonts w:ascii="Times New Roman" w:hAnsi="Times New Roman" w:cs="Times New Roman"/>
+          <w:sz w:val="24"/>
+          <w:szCs w:val="24"/>
+          <w:lang w:val="ru-RU"/>
+        </w:rPr>
+        <w:t xml:space="preserve"> (усия)</w:t>
+      </w:r>
+      <w:r>
+        <w:rPr>
+          <w:rFonts w:ascii="Times New Roman" w:hAnsi="Times New Roman" w:cs="Times New Roman"/>
+          <w:sz w:val="24"/>
+          <w:szCs w:val="24"/>
+          <w:lang w:val="ru-RU"/>
+        </w:rPr>
+        <w:t>.</w:t>
+      </w:r>
+      <w:r>
+        <w:rPr>
+          <w:rFonts w:ascii="Times New Roman" w:hAnsi="Times New Roman" w:cs="Times New Roman"/>
+          <w:sz w:val="24"/>
+          <w:szCs w:val="24"/>
+          <w:lang w:val="ru-RU"/>
+        </w:rPr>
+        <w:t xml:space="preserve"> Усия обладает двумя </w:t>
+      </w:r>
+      <w:r>
+        <w:rPr>
+          <w:rFonts w:ascii="Times New Roman" w:hAnsi="Times New Roman" w:cs="Times New Roman"/>
+          <w:sz w:val="24"/>
+          <w:szCs w:val="24"/>
+          <w:lang w:val="ru-RU"/>
+        </w:rPr>
+        <w:t>свойствами</w:t>
+      </w:r>
+      <w:r>
+        <w:rPr>
+          <w:rFonts w:ascii="Times New Roman" w:hAnsi="Times New Roman" w:cs="Times New Roman"/>
+          <w:sz w:val="24"/>
+          <w:szCs w:val="24"/>
+          <w:lang w:val="ru-RU"/>
+        </w:rPr>
+        <w:t>: она изменчива</w:t>
+      </w:r>
+      <w:r>
+        <w:rPr>
+          <w:rFonts w:ascii="Times New Roman" w:hAnsi="Times New Roman" w:cs="Times New Roman"/>
+          <w:sz w:val="24"/>
+          <w:szCs w:val="24"/>
+          <w:lang w:val="ru-RU"/>
+        </w:rPr>
+        <w:t xml:space="preserve"> </w:t>
+      </w:r>
+      <w:r>
+        <w:rPr>
+          <w:rFonts w:ascii="Times New Roman" w:hAnsi="Times New Roman" w:cs="Times New Roman"/>
+          <w:sz w:val="24"/>
+          <w:szCs w:val="24"/>
+          <w:lang w:val="ru-RU"/>
+        </w:rPr>
+        <w:t>(каждое из качеств может измениться или исчезнуть)</w:t>
+      </w:r>
+      <w:r>
+        <w:rPr>
+          <w:rFonts w:ascii="Times New Roman" w:hAnsi="Times New Roman" w:cs="Times New Roman"/>
+          <w:sz w:val="24"/>
+          <w:szCs w:val="24"/>
+          <w:lang w:val="ru-RU"/>
+        </w:rPr>
+        <w:t xml:space="preserve"> и</w:t>
+      </w:r>
+      <w:r>
+        <w:rPr>
+          <w:rFonts w:ascii="Times New Roman" w:hAnsi="Times New Roman" w:cs="Times New Roman"/>
+          <w:sz w:val="24"/>
+          <w:szCs w:val="24"/>
+          <w:lang w:val="ru-RU"/>
+        </w:rPr>
+        <w:t xml:space="preserve"> не уникальна.</w:t>
+      </w:r>
+      <w:r>
+        <w:rPr>
+          <w:rFonts w:ascii="Times New Roman" w:hAnsi="Times New Roman" w:cs="Times New Roman"/>
+          <w:sz w:val="24"/>
+          <w:szCs w:val="24"/>
+          <w:lang w:val="ru-RU"/>
+        </w:rPr>
+        <w:t xml:space="preserve"> (люди живут в одним и тех же городах, имеют сходства в предпочтениях и т.п.).</w:t>
       </w:r>
     </w:p>
     <w:p>
-      <w:r>
-        <w:t>Пока что юпостасис рассматривается только как гипотеза. Поэтому вопрос: существует ли он?</w:t>
+      <w:pPr>
+        <w:rPr>
+          <w:rFonts w:ascii="Times New Roman" w:hAnsi="Times New Roman" w:cs="Times New Roman"/>
+          <w:sz w:val="24"/>
+          <w:szCs w:val="24"/>
+          <w:lang w:val="ru-RU"/>
+        </w:rPr>
+      </w:pPr>
+      <w:r>
+        <w:rPr>
+          <w:rFonts w:ascii="Times New Roman" w:hAnsi="Times New Roman" w:cs="Times New Roman"/>
+          <w:i/>
+          <w:iCs/>
+          <w:sz w:val="24"/>
+          <w:szCs w:val="24"/>
+          <w:lang w:val="ru-RU"/>
+        </w:rPr>
+        <w:t>Юпостасис</w:t>
+      </w:r>
+      <w:r>
+        <w:rPr>
+          <w:rFonts w:ascii="Times New Roman" w:hAnsi="Times New Roman" w:cs="Times New Roman"/>
+          <w:sz w:val="24"/>
+          <w:szCs w:val="24"/>
+          <w:lang w:val="ru-RU"/>
+        </w:rPr>
+        <w:t xml:space="preserve"> это, в свою очередь, </w:t>
+      </w:r>
+      <w:r>
+        <w:rPr>
+          <w:rFonts w:ascii="Times New Roman" w:hAnsi="Times New Roman" w:cs="Times New Roman"/>
+          <w:sz w:val="24"/>
+          <w:szCs w:val="24"/>
+          <w:u w:val="single"/>
+          <w:lang w:val="ru-RU"/>
+        </w:rPr>
+        <w:t>неизменное и уникальное качество</w:t>
+      </w:r>
+      <w:r>
+        <w:rPr>
+          <w:rFonts w:ascii="Times New Roman" w:hAnsi="Times New Roman" w:cs="Times New Roman"/>
+          <w:sz w:val="24"/>
+          <w:szCs w:val="24"/>
+          <w:lang w:val="ru-RU"/>
+        </w:rPr>
+        <w:t xml:space="preserve">. Тем не менее, через </w:t>
+      </w:r>
+      <w:r>
+        <w:rPr>
+          <w:rFonts w:ascii="Times New Roman" w:hAnsi="Times New Roman" w:cs="Times New Roman"/>
+          <w:i/>
+          <w:iCs/>
+          <w:sz w:val="24"/>
+          <w:szCs w:val="24"/>
+          <w:lang w:val="ru-RU"/>
+        </w:rPr>
+        <w:t>Усию</w:t>
+      </w:r>
+      <w:r>
+        <w:rPr>
+          <w:rFonts w:ascii="Times New Roman" w:hAnsi="Times New Roman" w:cs="Times New Roman"/>
+          <w:sz w:val="24"/>
+          <w:szCs w:val="24"/>
+          <w:lang w:val="ru-RU"/>
+        </w:rPr>
+        <w:t xml:space="preserve"> можно познать </w:t>
+      </w:r>
+      <w:r>
+        <w:rPr>
+          <w:rFonts w:ascii="Times New Roman" w:hAnsi="Times New Roman" w:cs="Times New Roman"/>
+          <w:i/>
+          <w:iCs/>
+          <w:sz w:val="24"/>
+          <w:szCs w:val="24"/>
+          <w:lang w:val="ru-RU"/>
+        </w:rPr>
+        <w:t>юпостасис</w:t>
+      </w:r>
+      <w:r>
+        <w:rPr>
+          <w:rFonts w:ascii="Times New Roman" w:hAnsi="Times New Roman" w:cs="Times New Roman"/>
+          <w:sz w:val="24"/>
+          <w:szCs w:val="24"/>
+          <w:lang w:val="ru-RU"/>
+        </w:rPr>
+        <w:t xml:space="preserve">, потому что все свои временные качества </w:t>
+      </w:r>
+      <w:r>
+        <w:rPr>
+          <w:rFonts w:ascii="Times New Roman" w:hAnsi="Times New Roman" w:cs="Times New Roman"/>
+          <w:sz w:val="24"/>
+          <w:szCs w:val="24"/>
+          <w:lang w:val="ru-RU"/>
+        </w:rPr>
+        <w:t>люди</w:t>
+      </w:r>
+      <w:r>
+        <w:rPr>
+          <w:rFonts w:ascii="Times New Roman" w:hAnsi="Times New Roman" w:cs="Times New Roman"/>
+          <w:sz w:val="24"/>
+          <w:szCs w:val="24"/>
+          <w:lang w:val="ru-RU"/>
+        </w:rPr>
+        <w:t xml:space="preserve"> приобрета</w:t>
+      </w:r>
+      <w:r>
+        <w:rPr>
+          <w:rFonts w:ascii="Times New Roman" w:hAnsi="Times New Roman" w:cs="Times New Roman"/>
+          <w:sz w:val="24"/>
+          <w:szCs w:val="24"/>
+          <w:lang w:val="ru-RU"/>
+        </w:rPr>
+        <w:t>ют</w:t>
+      </w:r>
+      <w:r>
+        <w:rPr>
+          <w:rFonts w:ascii="Times New Roman" w:hAnsi="Times New Roman" w:cs="Times New Roman"/>
+          <w:sz w:val="24"/>
+          <w:szCs w:val="24"/>
+          <w:lang w:val="ru-RU"/>
+        </w:rPr>
+        <w:t xml:space="preserve"> по своему собственному выбору: </w:t>
+      </w:r>
+      <w:r>
+        <w:rPr>
+          <w:rFonts w:ascii="Times New Roman" w:hAnsi="Times New Roman" w:cs="Times New Roman"/>
+          <w:sz w:val="24"/>
+          <w:szCs w:val="24"/>
+          <w:lang w:val="ru-RU"/>
+        </w:rPr>
+        <w:t>человек</w:t>
+      </w:r>
+      <w:r>
+        <w:rPr>
+          <w:rFonts w:ascii="Times New Roman" w:hAnsi="Times New Roman" w:cs="Times New Roman"/>
+          <w:sz w:val="24"/>
+          <w:szCs w:val="24"/>
+          <w:lang w:val="ru-RU"/>
+        </w:rPr>
+        <w:t xml:space="preserve"> ленив по своей воле, хотя мог бы быть деятелен; </w:t>
+      </w:r>
+      <w:r>
+        <w:rPr>
+          <w:rFonts w:ascii="Times New Roman" w:hAnsi="Times New Roman" w:cs="Times New Roman"/>
+          <w:sz w:val="24"/>
+          <w:szCs w:val="24"/>
+          <w:lang w:val="ru-RU"/>
+        </w:rPr>
+        <w:t>живет в Москве, хотя мог бы в Сочи</w:t>
+      </w:r>
+      <w:r>
+        <w:rPr>
+          <w:rFonts w:ascii="Times New Roman" w:hAnsi="Times New Roman" w:cs="Times New Roman"/>
+          <w:sz w:val="24"/>
+          <w:szCs w:val="24"/>
+          <w:lang w:val="ru-RU"/>
+        </w:rPr>
+        <w:t>;</w:t>
+      </w:r>
+      <w:r>
+        <w:rPr>
+          <w:rFonts w:ascii="Times New Roman" w:hAnsi="Times New Roman" w:cs="Times New Roman"/>
+          <w:sz w:val="24"/>
+          <w:szCs w:val="24"/>
+          <w:lang w:val="ru-RU"/>
+        </w:rPr>
+        <w:t xml:space="preserve"> увлека</w:t>
+      </w:r>
+      <w:r>
+        <w:rPr>
+          <w:rFonts w:ascii="Times New Roman" w:hAnsi="Times New Roman" w:cs="Times New Roman"/>
+          <w:sz w:val="24"/>
+          <w:szCs w:val="24"/>
+          <w:lang w:val="ru-RU"/>
+        </w:rPr>
+        <w:t>ется</w:t>
+      </w:r>
+      <w:r>
+        <w:rPr>
+          <w:rFonts w:ascii="Times New Roman" w:hAnsi="Times New Roman" w:cs="Times New Roman"/>
+          <w:sz w:val="24"/>
+          <w:szCs w:val="24"/>
+          <w:lang w:val="ru-RU"/>
+        </w:rPr>
+        <w:t xml:space="preserve"> философией, но мог бы искусством и так далее. За всеми изменчивыми качествами существует </w:t>
+      </w:r>
+      <w:r>
+        <w:rPr>
+          <w:rFonts w:ascii="Times New Roman" w:hAnsi="Times New Roman" w:cs="Times New Roman"/>
+          <w:i/>
+          <w:iCs/>
+          <w:sz w:val="24"/>
+          <w:szCs w:val="24"/>
+          <w:lang w:val="ru-RU"/>
+        </w:rPr>
+        <w:t>константа</w:t>
+      </w:r>
+      <w:r>
+        <w:rPr>
+          <w:rFonts w:ascii="Times New Roman" w:hAnsi="Times New Roman" w:cs="Times New Roman"/>
+          <w:sz w:val="24"/>
+          <w:szCs w:val="24"/>
+          <w:lang w:val="ru-RU"/>
+        </w:rPr>
+        <w:t xml:space="preserve">, определяемая совершенным выбором, принятием решения. </w:t>
+      </w:r>
+      <w:r>
+        <w:rPr>
+          <w:rFonts w:ascii="Times New Roman" w:hAnsi="Times New Roman" w:cs="Times New Roman"/>
+          <w:sz w:val="24"/>
+          <w:szCs w:val="24"/>
+          <w:u w:val="single"/>
+          <w:lang w:val="ru-RU"/>
+        </w:rPr>
+        <w:t>Способность выбирать то или иное и есть юпостасис</w:t>
+      </w:r>
+      <w:r>
+        <w:rPr>
+          <w:rFonts w:ascii="Times New Roman" w:hAnsi="Times New Roman" w:cs="Times New Roman"/>
+          <w:sz w:val="24"/>
+          <w:szCs w:val="24"/>
+          <w:lang w:val="ru-RU"/>
+        </w:rPr>
+        <w:t xml:space="preserve">. Причем человек вынужден выбирать всегда; даже когда кто-то говорит, что не хочет принимать решений, выбор его состоит в том, чтобы кто-то выбирал за него. Это свобода воли. В античности термин </w:t>
+      </w:r>
+      <w:r>
+        <w:rPr>
+          <w:rFonts w:ascii="Times New Roman" w:hAnsi="Times New Roman" w:cs="Times New Roman"/>
+          <w:i/>
+          <w:iCs/>
+          <w:sz w:val="24"/>
+          <w:szCs w:val="24"/>
+          <w:lang w:val="ru-RU"/>
+        </w:rPr>
+        <w:t>свобода</w:t>
+      </w:r>
+      <w:r>
+        <w:rPr>
+          <w:rFonts w:ascii="Times New Roman" w:hAnsi="Times New Roman" w:cs="Times New Roman"/>
+          <w:sz w:val="24"/>
+          <w:szCs w:val="24"/>
+          <w:lang w:val="ru-RU"/>
+        </w:rPr>
+        <w:t xml:space="preserve"> означал только социальный статус: свободный человек = не раб.</w:t>
       </w:r>
     </w:p>
     <w:p>
-      <w:r>
-        <w:t xml:space="preserve">Ответом на поставленный выше, новый вопрос «кто есть бытие/истина?» является юпостасис, бог, но единственный, уникальный бог в отличии от многобожия, где ответом являлась усия (сущность): у каждого греческого бога были свои свойства (усии), свои функции. У единого же бога нет вообще никакой усии, сущности. Он </w:t>
-      </w:r>
-      <w:r>
-        <w:rPr>
-          <w:i/>
-        </w:rPr>
-        <w:t>только юпостасис</w:t>
-      </w:r>
-      <w:r>
-        <w:t xml:space="preserve"> (личность). Он единый, вечный, неизменный, то есть он то, что Парменид описывал как бытие!</w:t>
+      <w:pPr>
+        <w:pStyle w:val="Heading2"/>
+        <w:rPr>
+          <w:lang w:val="ru-RU"/>
+        </w:rPr>
+      </w:pPr>
+      <w:r>
+        <w:rPr>
+          <w:lang w:val="ru-RU"/>
+        </w:rPr>
+        <w:t>Есть ли юпостасис?</w:t>
       </w:r>
     </w:p>
     <w:p>
-      <w:r>
-        <w:t>Так как главной проблемой мифологической картины мира был парадокс предельного основания, а благодаря Сократу было решено, что предельным основанием может стать акт/действие, то в монотеистической картине мира предельным основанием стал акт сотворения мира единым богом-творцом. Фома Аквинский назовет это актом бытия.</w:t>
+      <w:pPr>
+        <w:rPr>
+          <w:rFonts w:ascii="Times New Roman" w:hAnsi="Times New Roman" w:cs="Times New Roman"/>
+          <w:sz w:val="24"/>
+          <w:szCs w:val="24"/>
+          <w:lang w:val="ru-RU"/>
+        </w:rPr>
+      </w:pPr>
+      <w:r>
+        <w:rPr>
+          <w:rFonts w:ascii="Times New Roman" w:hAnsi="Times New Roman" w:cs="Times New Roman"/>
+          <w:sz w:val="24"/>
+          <w:szCs w:val="24"/>
+          <w:lang w:val="ru-RU"/>
+        </w:rPr>
+        <w:t xml:space="preserve">Пока что </w:t>
+      </w:r>
+      <w:r>
+        <w:rPr>
+          <w:rFonts w:ascii="Times New Roman" w:hAnsi="Times New Roman" w:cs="Times New Roman"/>
+          <w:i/>
+          <w:iCs/>
+          <w:sz w:val="24"/>
+          <w:szCs w:val="24"/>
+          <w:lang w:val="ru-RU"/>
+        </w:rPr>
+        <w:t>юпостасис</w:t>
+      </w:r>
+      <w:r>
+        <w:rPr>
+          <w:rFonts w:ascii="Times New Roman" w:hAnsi="Times New Roman" w:cs="Times New Roman"/>
+          <w:sz w:val="24"/>
+          <w:szCs w:val="24"/>
+          <w:lang w:val="ru-RU"/>
+        </w:rPr>
+        <w:t xml:space="preserve"> рассматривается только как гипотеза. Поэтому вопрос: существует ли он?</w:t>
       </w:r>
     </w:p>
     <w:p>
-      <w:r>
-        <w:lastRenderedPageBreak/>
-        <w:t>Вопрос: непонятно, как предельное основание может стать актом, потому что к нему можно задать вопрос “почему?”.</w:t>
+      <w:pPr>
+        <w:rPr>
+          <w:rFonts w:ascii="Times New Roman" w:hAnsi="Times New Roman" w:cs="Times New Roman"/>
+          <w:sz w:val="24"/>
+          <w:szCs w:val="24"/>
+          <w:lang w:val="ru-RU"/>
+        </w:rPr>
+      </w:pPr>
+      <w:r>
+        <w:rPr>
+          <w:rFonts w:ascii="Times New Roman" w:hAnsi="Times New Roman" w:cs="Times New Roman"/>
+          <w:sz w:val="24"/>
+          <w:szCs w:val="24"/>
+          <w:lang w:val="ru-RU"/>
+        </w:rPr>
+        <w:t xml:space="preserve">Ответом на новый вопрос </w:t>
+      </w:r>
+      <w:r>
+        <w:rPr>
+          <w:rFonts w:ascii="Times New Roman" w:hAnsi="Times New Roman" w:cs="Times New Roman"/>
+          <w:i/>
+          <w:iCs/>
+          <w:sz w:val="24"/>
+          <w:szCs w:val="24"/>
+          <w:lang w:val="ru-RU"/>
+        </w:rPr>
+        <w:t>кто есть бытие/истина?</w:t>
+      </w:r>
+      <w:r>
+        <w:rPr>
+          <w:rFonts w:ascii="Times New Roman" w:hAnsi="Times New Roman" w:cs="Times New Roman"/>
+          <w:sz w:val="24"/>
+          <w:szCs w:val="24"/>
+          <w:lang w:val="ru-RU"/>
+        </w:rPr>
+        <w:t xml:space="preserve"> является </w:t>
+      </w:r>
+      <w:r>
+        <w:rPr>
+          <w:rFonts w:ascii="Times New Roman" w:hAnsi="Times New Roman" w:cs="Times New Roman"/>
+          <w:i/>
+          <w:iCs/>
+          <w:sz w:val="24"/>
+          <w:szCs w:val="24"/>
+          <w:lang w:val="ru-RU"/>
+        </w:rPr>
+        <w:t>юпостасис</w:t>
+      </w:r>
+      <w:r>
+        <w:rPr>
+          <w:rFonts w:ascii="Times New Roman" w:hAnsi="Times New Roman" w:cs="Times New Roman"/>
+          <w:sz w:val="24"/>
+          <w:szCs w:val="24"/>
+          <w:lang w:val="ru-RU"/>
+        </w:rPr>
+        <w:t xml:space="preserve">, бог, но единственный, уникальный бог в отличии от многобожия, где ответом являлась </w:t>
+      </w:r>
+      <w:r>
+        <w:rPr>
+          <w:rFonts w:ascii="Times New Roman" w:hAnsi="Times New Roman" w:cs="Times New Roman"/>
+          <w:i/>
+          <w:iCs/>
+          <w:sz w:val="24"/>
+          <w:szCs w:val="24"/>
+          <w:lang w:val="ru-RU"/>
+        </w:rPr>
+        <w:t>усия</w:t>
+      </w:r>
+      <w:r>
+        <w:rPr>
+          <w:rFonts w:ascii="Times New Roman" w:hAnsi="Times New Roman" w:cs="Times New Roman"/>
+          <w:sz w:val="24"/>
+          <w:szCs w:val="24"/>
+          <w:lang w:val="ru-RU"/>
+        </w:rPr>
+        <w:t xml:space="preserve"> (сущность): у каждого греческого бога были свои свойства (</w:t>
+      </w:r>
+      <w:r>
+        <w:rPr>
+          <w:rFonts w:ascii="Times New Roman" w:hAnsi="Times New Roman" w:cs="Times New Roman"/>
+          <w:i/>
+          <w:iCs/>
+          <w:sz w:val="24"/>
+          <w:szCs w:val="24"/>
+          <w:lang w:val="ru-RU"/>
+        </w:rPr>
+        <w:t>усии</w:t>
+      </w:r>
+      <w:r>
+        <w:rPr>
+          <w:rFonts w:ascii="Times New Roman" w:hAnsi="Times New Roman" w:cs="Times New Roman"/>
+          <w:sz w:val="24"/>
+          <w:szCs w:val="24"/>
+          <w:lang w:val="ru-RU"/>
+        </w:rPr>
+        <w:t xml:space="preserve">), свои функции. У единого же бога нет вообще никакой </w:t>
+      </w:r>
+      <w:r>
+        <w:rPr>
+          <w:rFonts w:ascii="Times New Roman" w:hAnsi="Times New Roman" w:cs="Times New Roman"/>
+          <w:i/>
+          <w:iCs/>
+          <w:sz w:val="24"/>
+          <w:szCs w:val="24"/>
+          <w:lang w:val="ru-RU"/>
+        </w:rPr>
+        <w:t>усии</w:t>
+      </w:r>
+      <w:r>
+        <w:rPr>
+          <w:rFonts w:ascii="Times New Roman" w:hAnsi="Times New Roman" w:cs="Times New Roman"/>
+          <w:sz w:val="24"/>
+          <w:szCs w:val="24"/>
+          <w:lang w:val="ru-RU"/>
+        </w:rPr>
+        <w:t xml:space="preserve">, сущности. Он </w:t>
+      </w:r>
+      <w:r>
+        <w:rPr>
+          <w:rFonts w:ascii="Times New Roman" w:hAnsi="Times New Roman" w:cs="Times New Roman"/>
+          <w:b/>
+          <w:bCs/>
+          <w:iCs/>
+          <w:sz w:val="24"/>
+          <w:szCs w:val="24"/>
+          <w:lang w:val="ru-RU"/>
+        </w:rPr>
+        <w:t>только</w:t>
+      </w:r>
+      <w:r>
+        <w:rPr>
+          <w:rFonts w:ascii="Times New Roman" w:hAnsi="Times New Roman" w:cs="Times New Roman"/>
+          <w:i/>
+          <w:sz w:val="24"/>
+          <w:szCs w:val="24"/>
+          <w:lang w:val="ru-RU"/>
+        </w:rPr>
+        <w:t xml:space="preserve"> юпостасис</w:t>
+      </w:r>
+      <w:r>
+        <w:rPr>
+          <w:rFonts w:ascii="Times New Roman" w:hAnsi="Times New Roman" w:cs="Times New Roman"/>
+          <w:sz w:val="24"/>
+          <w:szCs w:val="24"/>
+          <w:lang w:val="ru-RU"/>
+        </w:rPr>
+        <w:t xml:space="preserve"> (личность). Он единый, вечный, неизменный, то есть он то, что Парменид описывал как бытие</w:t>
+      </w:r>
+      <w:r>
+        <w:rPr>
+          <w:rFonts w:ascii="Times New Roman" w:hAnsi="Times New Roman" w:cs="Times New Roman"/>
+          <w:sz w:val="24"/>
+          <w:szCs w:val="24"/>
+          <w:lang w:val="ru-RU"/>
+        </w:rPr>
+        <w:t>.</w:t>
       </w:r>
     </w:p>
     <w:p>
-      <w:r>
-        <w:t>Абсолютно свободная воля бога (то есть акт сотворения мира) теперь является предельным основанием, потому задача вопрос «почему бог создал землю?» мы бы поставили под сомнение свободу божьей воли, и тогда сам вопрос был бы бессмыслен. Бог создал землю без причины. Но «без причины» не значит случайно, потому что случайность имеет множество причин; из случайности можно вычленять закономерности. По-настоящему свободный выбор Бога не имеет под собой никаких причин. Таким образом, когда ответом на какой-либо вопрос звучит фраза «на все воля Божья», то в то время это было не чем-то предосудительным, но интеллектуальным ответом, разрешением давно вставшей проблемы предельного основания.</w:t>
+      <w:pPr>
+        <w:pStyle w:val="Heading2"/>
+        <w:rPr>
+          <w:lang w:val="ru-RU"/>
+        </w:rPr>
+      </w:pPr>
+      <w:r>
+        <w:rPr>
+          <w:lang w:val="ru-RU"/>
+        </w:rPr>
+        <w:t>О творении</w:t>
       </w:r>
     </w:p>
     <w:p>
-      <w:r>
-        <w:t>Мы все ещё относимся к этому всему как философы — то есть как к гипотезе.</w:t>
+      <w:pPr>
+        <w:rPr>
+          <w:rFonts w:ascii="Times New Roman" w:hAnsi="Times New Roman" w:cs="Times New Roman"/>
+          <w:sz w:val="24"/>
+          <w:szCs w:val="24"/>
+          <w:lang w:val="ru-RU"/>
+        </w:rPr>
+      </w:pPr>
+      <w:r>
+        <w:rPr>
+          <w:rFonts w:ascii="Times New Roman" w:hAnsi="Times New Roman" w:cs="Times New Roman"/>
+          <w:sz w:val="24"/>
+          <w:szCs w:val="24"/>
+          <w:lang w:val="ru-RU"/>
+        </w:rPr>
+        <w:t xml:space="preserve">Так как главной проблемой мифологической картины мира был парадокс предельного основания, а благодаря Сократу было решено, что предельным основанием может стать акт/действие, то в монотеистической картине мира предельным основанием стал акт </w:t>
+      </w:r>
+      <w:r>
+        <w:rPr>
+          <w:rFonts w:ascii="Times New Roman" w:hAnsi="Times New Roman" w:cs="Times New Roman"/>
+          <w:b/>
+          <w:bCs/>
+          <w:sz w:val="24"/>
+          <w:szCs w:val="24"/>
+          <w:lang w:val="ru-RU"/>
+        </w:rPr>
+        <w:t>сотворения мира</w:t>
+      </w:r>
+      <w:r>
+        <w:rPr>
+          <w:rFonts w:ascii="Times New Roman" w:hAnsi="Times New Roman" w:cs="Times New Roman"/>
+          <w:sz w:val="24"/>
+          <w:szCs w:val="24"/>
+          <w:lang w:val="ru-RU"/>
+        </w:rPr>
+        <w:t xml:space="preserve"> единым богом-творцом. Фома Аквинский назовет это </w:t>
+      </w:r>
+      <w:r>
+        <w:rPr>
+          <w:rFonts w:ascii="Times New Roman" w:hAnsi="Times New Roman" w:cs="Times New Roman"/>
+          <w:b/>
+          <w:bCs/>
+          <w:sz w:val="24"/>
+          <w:szCs w:val="24"/>
+          <w:lang w:val="ru-RU"/>
+        </w:rPr>
+        <w:t>актом бытия</w:t>
+      </w:r>
+      <w:r>
+        <w:rPr>
+          <w:rFonts w:ascii="Times New Roman" w:hAnsi="Times New Roman" w:cs="Times New Roman"/>
+          <w:sz w:val="24"/>
+          <w:szCs w:val="24"/>
+          <w:lang w:val="ru-RU"/>
+        </w:rPr>
+        <w:t>.</w:t>
       </w:r>
     </w:p>
-    <w:p/>
+    <w:p>
+      <w:pPr>
+        <w:rPr>
+          <w:rFonts w:ascii="Times New Roman" w:hAnsi="Times New Roman" w:cs="Times New Roman"/>
+          <w:sz w:val="24"/>
+          <w:szCs w:val="24"/>
+          <w:lang w:val="ru-RU"/>
+        </w:rPr>
+      </w:pPr>
+      <w:r>
+        <w:rPr>
+          <w:rFonts w:ascii="Times New Roman" w:hAnsi="Times New Roman" w:cs="Times New Roman"/>
+          <w:sz w:val="24"/>
+          <w:szCs w:val="24"/>
+          <w:lang w:val="ru-RU"/>
+        </w:rPr>
+        <w:t xml:space="preserve">Абсолютно свободная воля бога (то есть акт сотворения мира) теперь является </w:t>
+      </w:r>
+      <w:r>
+        <w:rPr>
+          <w:rFonts w:ascii="Times New Roman" w:hAnsi="Times New Roman" w:cs="Times New Roman"/>
+          <w:i/>
+          <w:iCs/>
+          <w:sz w:val="24"/>
+          <w:szCs w:val="24"/>
+          <w:lang w:val="ru-RU"/>
+        </w:rPr>
+        <w:t>предельным основанием</w:t>
+      </w:r>
+      <w:r>
+        <w:rPr>
+          <w:rFonts w:ascii="Times New Roman" w:hAnsi="Times New Roman" w:cs="Times New Roman"/>
+          <w:sz w:val="24"/>
+          <w:szCs w:val="24"/>
+          <w:lang w:val="ru-RU"/>
+        </w:rPr>
+        <w:t xml:space="preserve">, </w:t>
+      </w:r>
+      <w:r>
+        <w:rPr>
+          <w:rFonts w:ascii="Times New Roman" w:hAnsi="Times New Roman" w:cs="Times New Roman"/>
+          <w:sz w:val="24"/>
+          <w:szCs w:val="24"/>
+          <w:lang w:val="ru-RU"/>
+        </w:rPr>
+        <w:t xml:space="preserve">так как </w:t>
+      </w:r>
+      <w:r>
+        <w:rPr>
+          <w:rFonts w:ascii="Times New Roman" w:hAnsi="Times New Roman" w:cs="Times New Roman"/>
+          <w:sz w:val="24"/>
+          <w:szCs w:val="24"/>
+          <w:lang w:val="ru-RU"/>
+        </w:rPr>
+        <w:t>вопро</w:t>
+      </w:r>
+      <w:r>
+        <w:rPr>
+          <w:rFonts w:ascii="Times New Roman" w:hAnsi="Times New Roman" w:cs="Times New Roman"/>
+          <w:sz w:val="24"/>
+          <w:szCs w:val="24"/>
+          <w:lang w:val="ru-RU"/>
+        </w:rPr>
+        <w:t>шая</w:t>
+      </w:r>
+      <w:r>
+        <w:rPr>
+          <w:rFonts w:ascii="Times New Roman" w:hAnsi="Times New Roman" w:cs="Times New Roman"/>
+          <w:sz w:val="24"/>
+          <w:szCs w:val="24"/>
+          <w:lang w:val="ru-RU"/>
+        </w:rPr>
+        <w:t xml:space="preserve"> «почему бог создал землю?» мы бы поставили под сомнение свободу божьей воли, и тогда сам вопрос был бы бессмыслен. </w:t>
+      </w:r>
+      <w:r>
+        <w:rPr>
+          <w:rFonts w:ascii="Times New Roman" w:hAnsi="Times New Roman" w:cs="Times New Roman"/>
+          <w:sz w:val="24"/>
+          <w:szCs w:val="24"/>
+          <w:u w:val="single"/>
+          <w:lang w:val="ru-RU"/>
+        </w:rPr>
+        <w:t>Бог создал землю без причины.</w:t>
+      </w:r>
+      <w:r>
+        <w:rPr>
+          <w:rFonts w:ascii="Times New Roman" w:hAnsi="Times New Roman" w:cs="Times New Roman"/>
+          <w:sz w:val="24"/>
+          <w:szCs w:val="24"/>
+          <w:lang w:val="ru-RU"/>
+        </w:rPr>
+        <w:t xml:space="preserve"> </w:t>
+      </w:r>
+      <w:r>
+        <w:rPr>
+          <w:rFonts w:ascii="Times New Roman" w:hAnsi="Times New Roman" w:cs="Times New Roman"/>
+          <w:sz w:val="24"/>
+          <w:szCs w:val="24"/>
+          <w:lang w:val="ru-RU"/>
+        </w:rPr>
+        <w:t xml:space="preserve">Но </w:t>
+      </w:r>
+      <w:r>
+        <w:rPr>
+          <w:rFonts w:ascii="Times New Roman" w:hAnsi="Times New Roman" w:cs="Times New Roman"/>
+          <w:i/>
+          <w:iCs/>
+          <w:sz w:val="24"/>
+          <w:szCs w:val="24"/>
+          <w:lang w:val="ru-RU"/>
+        </w:rPr>
+        <w:t>без причины</w:t>
+      </w:r>
+      <w:r>
+        <w:rPr>
+          <w:rFonts w:ascii="Times New Roman" w:hAnsi="Times New Roman" w:cs="Times New Roman"/>
+          <w:sz w:val="24"/>
+          <w:szCs w:val="24"/>
+          <w:lang w:val="ru-RU"/>
+        </w:rPr>
+        <w:t xml:space="preserve"> не значит </w:t>
+      </w:r>
+      <w:r>
+        <w:rPr>
+          <w:rFonts w:ascii="Times New Roman" w:hAnsi="Times New Roman" w:cs="Times New Roman"/>
+          <w:i/>
+          <w:iCs/>
+          <w:sz w:val="24"/>
+          <w:szCs w:val="24"/>
+          <w:lang w:val="ru-RU"/>
+        </w:rPr>
+        <w:t>случайно</w:t>
+      </w:r>
+      <w:r>
+        <w:rPr>
+          <w:rFonts w:ascii="Times New Roman" w:hAnsi="Times New Roman" w:cs="Times New Roman"/>
+          <w:sz w:val="24"/>
+          <w:szCs w:val="24"/>
+          <w:lang w:val="ru-RU"/>
+        </w:rPr>
+        <w:t>, потому что случайность имеет множество причин; из случайности можно вычленять закономерности. По-настоящему свободный выбор Бога не имеет под собой никаких причин. Таким образом, когда ответом на какой-либо вопрос звучит фраза «на все воля Божья», то в то время это было не чем-то предосудительным, но интеллектуальным ответом, разрешением давно вставшей проблемы предельного основания.</w:t>
+      </w:r>
+    </w:p>
+    <w:p>
+      <w:pPr>
+        <w:rPr>
+          <w:rFonts w:ascii="Times New Roman" w:hAnsi="Times New Roman" w:cs="Times New Roman"/>
+          <w:sz w:val="24"/>
+          <w:szCs w:val="24"/>
+          <w:lang w:val="ru-RU"/>
+        </w:rPr>
+      </w:pPr>
+      <w:r>
+        <w:rPr>
+          <w:rFonts w:ascii="Times New Roman" w:hAnsi="Times New Roman" w:cs="Times New Roman"/>
+          <w:sz w:val="24"/>
+          <w:szCs w:val="24"/>
+          <w:lang w:val="ru-RU"/>
+        </w:rPr>
+        <w:t>Ввиду вышеизложенного м</w:t>
+      </w:r>
+      <w:r>
+        <w:rPr>
+          <w:rFonts w:ascii="Times New Roman" w:hAnsi="Times New Roman" w:cs="Times New Roman"/>
+          <w:sz w:val="24"/>
+          <w:szCs w:val="24"/>
+          <w:lang w:val="ru-RU"/>
+        </w:rPr>
+        <w:t>ы все ещё относимся к этому как к гипотезе</w:t>
+      </w:r>
+      <w:r>
+        <w:rPr>
+          <w:rFonts w:ascii="Times New Roman" w:hAnsi="Times New Roman" w:cs="Times New Roman"/>
+          <w:sz w:val="24"/>
+          <w:szCs w:val="24"/>
+          <w:lang w:val="ru-RU"/>
+        </w:rPr>
+        <w:t>; доказательства — дальше.</w:t>
+      </w:r>
+    </w:p>
+    <w:p>
+      <w:pPr>
+        <w:rPr>
+          <w:rFonts w:ascii="Times New Roman" w:hAnsi="Times New Roman" w:cs="Times New Roman"/>
+          <w:sz w:val="24"/>
+          <w:szCs w:val="24"/>
+          <w:lang w:val="ru-RU"/>
+        </w:rPr>
+      </w:pPr>
+    </w:p>
     <w:sectPr>
       <w:pgSz w:w="12240" w:h="15840"/>
       <w:pgMar w:top="1440" w:right="1440" w:bottom="1440" w:left="1440" w:header="720" w:footer="720" w:gutter="0"/>
@@ -1070,6 +3468,119 @@
       <w:numFmt w:val="decimal"/>
       <w:lvlText w:val=""/>
       <w:lvlJc w:val="left"/>
+    </w:lvl>
+  </w:abstractNum>
+  <w:abstractNum w:abstractNumId="13" w15:restartNumberingAfterBreak="0">
+    <w:nsid w:val="558E6A9C"/>
+    <w:multiLevelType w:val="hybridMultilevel"/>
+    <w:tmpl w:val="72E8C7BE"/>
+    <w:lvl w:ilvl="0" w:tplc="08090001">
+      <w:start w:val="1"/>
+      <w:numFmt w:val="bullet"/>
+      <w:lvlText w:val=""/>
+      <w:lvlJc w:val="left"/>
+      <w:pPr>
+        <w:ind w:left="720" w:hanging="360"/>
+      </w:pPr>
+      <w:rPr>
+        <w:rFonts w:ascii="Symbol" w:hAnsi="Symbol" w:hint="default"/>
+      </w:rPr>
+    </w:lvl>
+    <w:lvl w:ilvl="1" w:tplc="08090003" w:tentative="1">
+      <w:start w:val="1"/>
+      <w:numFmt w:val="bullet"/>
+      <w:lvlText w:val="o"/>
+      <w:lvlJc w:val="left"/>
+      <w:pPr>
+        <w:ind w:left="1440" w:hanging="360"/>
+      </w:pPr>
+      <w:rPr>
+        <w:rFonts w:ascii="Courier New" w:hAnsi="Courier New" w:hint="default"/>
+      </w:rPr>
+    </w:lvl>
+    <w:lvl w:ilvl="2" w:tplc="08090005" w:tentative="1">
+      <w:start w:val="1"/>
+      <w:numFmt w:val="bullet"/>
+      <w:lvlText w:val=""/>
+      <w:lvlJc w:val="left"/>
+      <w:pPr>
+        <w:ind w:left="2160" w:hanging="360"/>
+      </w:pPr>
+      <w:rPr>
+        <w:rFonts w:ascii="Wingdings" w:hAnsi="Wingdings" w:hint="default"/>
+      </w:rPr>
+    </w:lvl>
+    <w:lvl w:ilvl="3" w:tplc="08090001" w:tentative="1">
+      <w:start w:val="1"/>
+      <w:numFmt w:val="bullet"/>
+      <w:lvlText w:val=""/>
+      <w:lvlJc w:val="left"/>
+      <w:pPr>
+        <w:ind w:left="2880" w:hanging="360"/>
+      </w:pPr>
+      <w:rPr>
+        <w:rFonts w:ascii="Symbol" w:hAnsi="Symbol" w:hint="default"/>
+      </w:rPr>
+    </w:lvl>
+    <w:lvl w:ilvl="4" w:tplc="08090003" w:tentative="1">
+      <w:start w:val="1"/>
+      <w:numFmt w:val="bullet"/>
+      <w:lvlText w:val="o"/>
+      <w:lvlJc w:val="left"/>
+      <w:pPr>
+        <w:ind w:left="3600" w:hanging="360"/>
+      </w:pPr>
+      <w:rPr>
+        <w:rFonts w:ascii="Courier New" w:hAnsi="Courier New" w:hint="default"/>
+      </w:rPr>
+    </w:lvl>
+    <w:lvl w:ilvl="5" w:tplc="08090005" w:tentative="1">
+      <w:start w:val="1"/>
+      <w:numFmt w:val="bullet"/>
+      <w:lvlText w:val=""/>
+      <w:lvlJc w:val="left"/>
+      <w:pPr>
+        <w:ind w:left="4320" w:hanging="360"/>
+      </w:pPr>
+      <w:rPr>
+        <w:rFonts w:ascii="Wingdings" w:hAnsi="Wingdings" w:hint="default"/>
+      </w:rPr>
+    </w:lvl>
+    <w:lvl w:ilvl="6" w:tplc="08090001" w:tentative="1">
+      <w:start w:val="1"/>
+      <w:numFmt w:val="bullet"/>
+      <w:lvlText w:val=""/>
+      <w:lvlJc w:val="left"/>
+      <w:pPr>
+        <w:ind w:left="5040" w:hanging="360"/>
+      </w:pPr>
+      <w:rPr>
+        <w:rFonts w:ascii="Symbol" w:hAnsi="Symbol" w:hint="default"/>
+      </w:rPr>
+    </w:lvl>
+    <w:lvl w:ilvl="7" w:tplc="08090003" w:tentative="1">
+      <w:start w:val="1"/>
+      <w:numFmt w:val="bullet"/>
+      <w:lvlText w:val="o"/>
+      <w:lvlJc w:val="left"/>
+      <w:pPr>
+        <w:ind w:left="5760" w:hanging="360"/>
+      </w:pPr>
+      <w:rPr>
+        <w:rFonts w:ascii="Courier New" w:hAnsi="Courier New" w:hint="default"/>
+      </w:rPr>
+    </w:lvl>
+    <w:lvl w:ilvl="8" w:tplc="08090005" w:tentative="1">
+      <w:start w:val="1"/>
+      <w:numFmt w:val="bullet"/>
+      <w:lvlText w:val=""/>
+      <w:lvlJc w:val="left"/>
+      <w:pPr>
+        <w:ind w:left="6480" w:hanging="360"/>
+      </w:pPr>
+      <w:rPr>
+        <w:rFonts w:ascii="Wingdings" w:hAnsi="Wingdings" w:hint="default"/>
+      </w:rPr>
     </w:lvl>
   </w:abstractNum>
   <w:num w:numId="1" w16cid:durableId="1358431736">
@@ -1110,6 +3621,9 @@
   </w:num>
   <w:num w:numId="13" w16cid:durableId="856501815">
     <w:abstractNumId w:val="12"/>
+  </w:num>
+  <w:num w:numId="14" w16cid:durableId="1564484738">
+    <w:abstractNumId w:val="13"/>
   </w:num>
 </w:numbering>
 </file>
@@ -1573,6 +4087,17 @@
       <w:szCs w:val="20"/>
     </w:rPr>
   </w:style>
+  <w:style w:type="paragraph" w:styleId="ListParagraph">
+    <w:name w:val="List Paragraph"/>
+    <w:basedOn w:val="Normal"/>
+    <w:uiPriority w:val="34"/>
+    <w:qFormat/>
+    <w:rsid w:val="00176F8E"/>
+    <w:pPr>
+      <w:ind w:left="720"/>
+      <w:contextualSpacing/>
+    </w:pPr>
+  </w:style>
 </w:styles>
 </file>
 

--- a/public/lesson-6.docx
+++ b/public/lesson-6.docx
@@ -10,6 +10,9 @@
         </w:rPr>
       </w:pPr>
       <w:r>
+        <w:rPr>
+          <w:lang w:val="ru-RU"/>
+        </w:rPr>
         <w:t>Смыслы</w:t>
       </w:r>
       <w:r>
@@ -387,7 +390,47 @@
           <w:szCs w:val="24"/>
           <w:lang w:val="ru-RU"/>
         </w:rPr>
-        <w:t>Ницше выразил это так: в античной культуре действует два начала: Ионисийское и Аполоническое.</w:t>
+        <w:t xml:space="preserve">Ницше выразил это так: в античной культуре действует два начала: </w:t>
+      </w:r>
+      <w:proofErr w:type="spellStart"/>
+      <w:r>
+        <w:rPr>
+          <w:rFonts w:ascii="Times New Roman" w:hAnsi="Times New Roman" w:cs="Times New Roman"/>
+          <w:sz w:val="24"/>
+          <w:szCs w:val="24"/>
+          <w:lang w:val="ru-RU"/>
+        </w:rPr>
+        <w:t>Ионисийское</w:t>
+      </w:r>
+      <w:proofErr w:type="spellEnd"/>
+      <w:r>
+        <w:rPr>
+          <w:rFonts w:ascii="Times New Roman" w:hAnsi="Times New Roman" w:cs="Times New Roman"/>
+          <w:sz w:val="24"/>
+          <w:szCs w:val="24"/>
+          <w:lang w:val="ru-RU"/>
+        </w:rPr>
+        <w:t xml:space="preserve"> и </w:t>
+      </w:r>
+      <w:proofErr w:type="spellStart"/>
+      <w:r>
+        <w:rPr>
+          <w:rFonts w:ascii="Times New Roman" w:hAnsi="Times New Roman" w:cs="Times New Roman"/>
+          <w:sz w:val="24"/>
+          <w:szCs w:val="24"/>
+          <w:lang w:val="ru-RU"/>
+        </w:rPr>
+        <w:t>Аполоническое</w:t>
+      </w:r>
+      <w:proofErr w:type="spellEnd"/>
+      <w:r>
+        <w:rPr>
+          <w:rFonts w:ascii="Times New Roman" w:hAnsi="Times New Roman" w:cs="Times New Roman"/>
+          <w:sz w:val="24"/>
+          <w:szCs w:val="24"/>
+          <w:lang w:val="ru-RU"/>
+        </w:rPr>
+        <w:t>.</w:t>
       </w:r>
     </w:p>
     <w:p>
@@ -406,7 +449,27 @@
           <w:szCs w:val="24"/>
           <w:lang w:val="ru-RU"/>
         </w:rPr>
-        <w:t xml:space="preserve">Олимпийцы — это Аполоническое начало; символом служит </w:t>
+        <w:t xml:space="preserve">Олимпийцы — это </w:t>
+      </w:r>
+      <w:proofErr w:type="spellStart"/>
+      <w:r>
+        <w:rPr>
+          <w:rFonts w:ascii="Times New Roman" w:hAnsi="Times New Roman" w:cs="Times New Roman"/>
+          <w:sz w:val="24"/>
+          <w:szCs w:val="24"/>
+          <w:lang w:val="ru-RU"/>
+        </w:rPr>
+        <w:t>Аполоническое</w:t>
+      </w:r>
+      <w:proofErr w:type="spellEnd"/>
+      <w:r>
+        <w:rPr>
+          <w:rFonts w:ascii="Times New Roman" w:hAnsi="Times New Roman" w:cs="Times New Roman"/>
+          <w:sz w:val="24"/>
+          <w:szCs w:val="24"/>
+          <w:lang w:val="ru-RU"/>
+        </w:rPr>
+        <w:t xml:space="preserve"> начало; символом служит </w:t>
       </w:r>
       <w:r>
         <w:rPr>
@@ -585,15 +648,37 @@
           <w:lang w:val="ru-RU"/>
         </w:rPr>
       </w:pPr>
-      <w:r>
-        <w:rPr>
-          <w:rFonts w:ascii="Times New Roman" w:hAnsi="Times New Roman" w:cs="Times New Roman"/>
-          <w:sz w:val="24"/>
-          <w:szCs w:val="24"/>
-          <w:lang w:val="ru-RU"/>
-        </w:rPr>
-        <w:t>Ионисийское и Аполоническое</w:t>
-      </w:r>
+      <w:proofErr w:type="spellStart"/>
+      <w:r>
+        <w:rPr>
+          <w:rFonts w:ascii="Times New Roman" w:hAnsi="Times New Roman" w:cs="Times New Roman"/>
+          <w:sz w:val="24"/>
+          <w:szCs w:val="24"/>
+          <w:lang w:val="ru-RU"/>
+        </w:rPr>
+        <w:t>Ионисийское</w:t>
+      </w:r>
+      <w:proofErr w:type="spellEnd"/>
+      <w:r>
+        <w:rPr>
+          <w:rFonts w:ascii="Times New Roman" w:hAnsi="Times New Roman" w:cs="Times New Roman"/>
+          <w:sz w:val="24"/>
+          <w:szCs w:val="24"/>
+          <w:lang w:val="ru-RU"/>
+        </w:rPr>
+        <w:t xml:space="preserve"> и </w:t>
+      </w:r>
+      <w:proofErr w:type="spellStart"/>
+      <w:r>
+        <w:rPr>
+          <w:rFonts w:ascii="Times New Roman" w:hAnsi="Times New Roman" w:cs="Times New Roman"/>
+          <w:sz w:val="24"/>
+          <w:szCs w:val="24"/>
+          <w:lang w:val="ru-RU"/>
+        </w:rPr>
+        <w:t>Аполоническое</w:t>
+      </w:r>
+      <w:proofErr w:type="spellEnd"/>
       <w:r>
         <w:rPr>
           <w:rFonts w:ascii="Times New Roman" w:hAnsi="Times New Roman" w:cs="Times New Roman"/>
@@ -962,45 +1047,52 @@
       <w:r>
         <w:rPr>
           <w:rFonts w:ascii="Times New Roman" w:hAnsi="Times New Roman" w:cs="Times New Roman"/>
-          <w:sz w:val="24"/>
-          <w:szCs w:val="24"/>
-          <w:lang w:val="ru-RU"/>
-        </w:rPr>
-        <w:t>![[</w:t>
-      </w:r>
-      <w:r>
-        <w:rPr>
-          <w:rFonts w:ascii="Times New Roman" w:hAnsi="Times New Roman" w:cs="Times New Roman"/>
-          <w:sz w:val="24"/>
-          <w:szCs w:val="24"/>
-        </w:rPr>
-        <w:t>Drawing</w:t>
-      </w:r>
-      <w:r>
-        <w:rPr>
-          <w:rFonts w:ascii="Times New Roman" w:hAnsi="Times New Roman" w:cs="Times New Roman"/>
-          <w:sz w:val="24"/>
-          <w:szCs w:val="24"/>
-          <w:lang w:val="ru-RU"/>
-        </w:rPr>
-        <w:t xml:space="preserve"> 2.</w:t>
-      </w:r>
-      <w:r>
-        <w:rPr>
-          <w:rFonts w:ascii="Times New Roman" w:hAnsi="Times New Roman" w:cs="Times New Roman"/>
-          <w:sz w:val="24"/>
-          <w:szCs w:val="24"/>
-        </w:rPr>
-        <w:t>png</w:t>
-      </w:r>
-      <w:r>
-        <w:rPr>
-          <w:rFonts w:ascii="Times New Roman" w:hAnsi="Times New Roman" w:cs="Times New Roman"/>
-          <w:sz w:val="24"/>
-          <w:szCs w:val="24"/>
-          <w:lang w:val="ru-RU"/>
-        </w:rPr>
-        <w:t>]]</w:t>
+          <w:noProof/>
+          <w:sz w:val="24"/>
+          <w:szCs w:val="24"/>
+          <w:lang w:val="ru-RU"/>
+        </w:rPr>
+        <w:drawing>
+          <wp:inline distT="0" distB="0" distL="0" distR="0">
+            <wp:extent cx="3212757" cy="2413687"/>
+            <wp:effectExtent l="0" t="0" r="0" b="0"/>
+            <wp:docPr id="68408681" name="Picture 1"/>
+            <wp:cNvGraphicFramePr>
+              <a:graphicFrameLocks xmlns:a="http://schemas.openxmlformats.org/drawingml/2006/main" noChangeAspect="1"/>
+            </wp:cNvGraphicFramePr>
+            <a:graphic xmlns:a="http://schemas.openxmlformats.org/drawingml/2006/main">
+              <a:graphicData uri="http://schemas.openxmlformats.org/drawingml/2006/picture">
+                <pic:pic xmlns:pic="http://schemas.openxmlformats.org/drawingml/2006/picture">
+                  <pic:nvPicPr>
+                    <pic:cNvPr id="68408681" name="Picture 68408681"/>
+                    <pic:cNvPicPr/>
+                  </pic:nvPicPr>
+                  <pic:blipFill>
+                    <a:blip r:embed="rId5" cstate="print">
+                      <a:extLst>
+                        <a:ext uri="{28A0092B-C50C-407E-A947-70E740481C1C}">
+                          <a14:useLocalDpi xmlns:a14="http://schemas.microsoft.com/office/drawing/2010/main" val="0"/>
+                        </a:ext>
+                      </a:extLst>
+                    </a:blip>
+                    <a:stretch>
+                      <a:fillRect/>
+                    </a:stretch>
+                  </pic:blipFill>
+                  <pic:spPr>
+                    <a:xfrm>
+                      <a:off x="0" y="0"/>
+                      <a:ext cx="3234690" cy="2430165"/>
+                    </a:xfrm>
+                    <a:prstGeom prst="rect">
+                      <a:avLst/>
+                    </a:prstGeom>
+                  </pic:spPr>
+                </pic:pic>
+              </a:graphicData>
+            </a:graphic>
+          </wp:inline>
+        </w:drawing>
       </w:r>
     </w:p>
     <w:p>
@@ -1211,45 +1303,52 @@
       <w:r>
         <w:rPr>
           <w:rFonts w:ascii="Times New Roman" w:hAnsi="Times New Roman" w:cs="Times New Roman"/>
-          <w:sz w:val="24"/>
-          <w:szCs w:val="24"/>
-          <w:lang w:val="ru-RU"/>
-        </w:rPr>
-        <w:t>![[</w:t>
-      </w:r>
-      <w:r>
-        <w:rPr>
-          <w:rFonts w:ascii="Times New Roman" w:hAnsi="Times New Roman" w:cs="Times New Roman"/>
-          <w:sz w:val="24"/>
-          <w:szCs w:val="24"/>
-        </w:rPr>
-        <w:t>Drawing</w:t>
-      </w:r>
-      <w:r>
-        <w:rPr>
-          <w:rFonts w:ascii="Times New Roman" w:hAnsi="Times New Roman" w:cs="Times New Roman"/>
-          <w:sz w:val="24"/>
-          <w:szCs w:val="24"/>
-          <w:lang w:val="ru-RU"/>
-        </w:rPr>
-        <w:t xml:space="preserve"> 3.</w:t>
-      </w:r>
-      <w:r>
-        <w:rPr>
-          <w:rFonts w:ascii="Times New Roman" w:hAnsi="Times New Roman" w:cs="Times New Roman"/>
-          <w:sz w:val="24"/>
-          <w:szCs w:val="24"/>
-        </w:rPr>
-        <w:t>png</w:t>
-      </w:r>
-      <w:r>
-        <w:rPr>
-          <w:rFonts w:ascii="Times New Roman" w:hAnsi="Times New Roman" w:cs="Times New Roman"/>
-          <w:sz w:val="24"/>
-          <w:szCs w:val="24"/>
-          <w:lang w:val="ru-RU"/>
-        </w:rPr>
-        <w:t>]]</w:t>
+          <w:noProof/>
+          <w:sz w:val="24"/>
+          <w:szCs w:val="24"/>
+          <w:lang w:val="ru-RU"/>
+        </w:rPr>
+        <w:drawing>
+          <wp:inline distT="0" distB="0" distL="0" distR="0">
+            <wp:extent cx="3735859" cy="2334912"/>
+            <wp:effectExtent l="0" t="0" r="0" b="0"/>
+            <wp:docPr id="802583036" name="Picture 2"/>
+            <wp:cNvGraphicFramePr>
+              <a:graphicFrameLocks xmlns:a="http://schemas.openxmlformats.org/drawingml/2006/main" noChangeAspect="1"/>
+            </wp:cNvGraphicFramePr>
+            <a:graphic xmlns:a="http://schemas.openxmlformats.org/drawingml/2006/main">
+              <a:graphicData uri="http://schemas.openxmlformats.org/drawingml/2006/picture">
+                <pic:pic xmlns:pic="http://schemas.openxmlformats.org/drawingml/2006/picture">
+                  <pic:nvPicPr>
+                    <pic:cNvPr id="802583036" name="Picture 802583036"/>
+                    <pic:cNvPicPr/>
+                  </pic:nvPicPr>
+                  <pic:blipFill>
+                    <a:blip r:embed="rId6" cstate="print">
+                      <a:extLst>
+                        <a:ext uri="{28A0092B-C50C-407E-A947-70E740481C1C}">
+                          <a14:useLocalDpi xmlns:a14="http://schemas.microsoft.com/office/drawing/2010/main" val="0"/>
+                        </a:ext>
+                      </a:extLst>
+                    </a:blip>
+                    <a:stretch>
+                      <a:fillRect/>
+                    </a:stretch>
+                  </pic:blipFill>
+                  <pic:spPr>
+                    <a:xfrm>
+                      <a:off x="0" y="0"/>
+                      <a:ext cx="3759659" cy="2349787"/>
+                    </a:xfrm>
+                    <a:prstGeom prst="rect">
+                      <a:avLst/>
+                    </a:prstGeom>
+                  </pic:spPr>
+                </pic:pic>
+              </a:graphicData>
+            </a:graphic>
+          </wp:inline>
+        </w:drawing>
       </w:r>
     </w:p>
     <w:p>
@@ -1282,7 +1381,17 @@
           <w:szCs w:val="24"/>
           <w:lang w:val="ru-RU"/>
         </w:rPr>
-        <w:t xml:space="preserve">Зачастую люди, смотря на монотеизм в ретроспективе спустя огромное количество времени после его возникновения, ошибочно делают акцент монотеистической картины мира на </w:t>
+        <w:t xml:space="preserve">Зачастую люди, смотря на монотеизм в ретроспективе спустя огромное количество времени после его возникновения, ошибочно делают акцент монотеистической картины </w:t>
+      </w:r>
+      <w:r>
+        <w:rPr>
+          <w:rFonts w:ascii="Times New Roman" w:hAnsi="Times New Roman" w:cs="Times New Roman"/>
+          <w:sz w:val="24"/>
+          <w:szCs w:val="24"/>
+          <w:lang w:val="ru-RU"/>
+        </w:rPr>
+        <w:lastRenderedPageBreak/>
+        <w:t xml:space="preserve">мира на </w:t>
       </w:r>
       <w:r>
         <w:rPr>
@@ -1328,6 +1437,7 @@
           <w:rFonts w:ascii="Times New Roman" w:hAnsi="Times New Roman" w:cs="Times New Roman"/>
           <w:sz w:val="24"/>
           <w:szCs w:val="24"/>
+          <w:lang w:val="ru-RU"/>
         </w:rPr>
       </w:pPr>
       <w:r>
@@ -1466,14 +1576,25 @@
         </w:rPr>
         <w:t xml:space="preserve">— </w:t>
       </w:r>
-      <w:r>
-        <w:rPr>
-          <w:rFonts w:ascii="Times New Roman" w:hAnsi="Times New Roman" w:cs="Times New Roman"/>
-          <w:sz w:val="24"/>
-          <w:szCs w:val="24"/>
-          <w:lang w:val="ru-RU"/>
-        </w:rPr>
-        <w:t>οὐσία</w:t>
+      <w:proofErr w:type="spellStart"/>
+      <w:r>
+        <w:rPr>
+          <w:rFonts w:ascii="Times New Roman" w:hAnsi="Times New Roman" w:cs="Times New Roman"/>
+          <w:sz w:val="24"/>
+          <w:szCs w:val="24"/>
+          <w:lang w:val="ru-RU"/>
+        </w:rPr>
+        <w:t>οὐσί</w:t>
+      </w:r>
+      <w:proofErr w:type="spellEnd"/>
+      <w:r>
+        <w:rPr>
+          <w:rFonts w:ascii="Times New Roman" w:hAnsi="Times New Roman" w:cs="Times New Roman"/>
+          <w:sz w:val="24"/>
+          <w:szCs w:val="24"/>
+          <w:lang w:val="ru-RU"/>
+        </w:rPr>
+        <w:t>α</w:t>
       </w:r>
       <w:r>
         <w:rPr>
@@ -1493,6 +1614,7 @@
         </w:rPr>
         <w:t>[</w:t>
       </w:r>
+      <w:proofErr w:type="spellStart"/>
       <w:r>
         <w:rPr>
           <w:rFonts w:ascii="Times New Roman" w:hAnsi="Times New Roman" w:cs="Times New Roman"/>
@@ -1502,6 +1624,7 @@
         </w:rPr>
         <w:t>усия</w:t>
       </w:r>
+      <w:proofErr w:type="spellEnd"/>
       <w:r>
         <w:rPr>
           <w:rFonts w:ascii="Times New Roman" w:hAnsi="Times New Roman" w:cs="Times New Roman"/>
@@ -1545,16 +1668,49 @@
           <w:szCs w:val="24"/>
           <w:lang w:val="ru-RU"/>
         </w:rPr>
-        <w:t>ὑπόστασις</w:t>
-      </w:r>
-      <w:r>
-        <w:rPr>
-          <w:rFonts w:ascii="Times New Roman" w:hAnsi="Times New Roman" w:cs="Times New Roman"/>
-          <w:sz w:val="24"/>
-          <w:szCs w:val="24"/>
+        <w:t>ὑπ</w:t>
+      </w:r>
+      <w:proofErr w:type="spellStart"/>
+      <w:r>
+        <w:rPr>
+          <w:rFonts w:ascii="Times New Roman" w:hAnsi="Times New Roman" w:cs="Times New Roman"/>
+          <w:sz w:val="24"/>
+          <w:szCs w:val="24"/>
+          <w:lang w:val="ru-RU"/>
+        </w:rPr>
+        <w:t>όστ</w:t>
+      </w:r>
+      <w:proofErr w:type="spellEnd"/>
+      <w:r>
+        <w:rPr>
+          <w:rFonts w:ascii="Times New Roman" w:hAnsi="Times New Roman" w:cs="Times New Roman"/>
+          <w:sz w:val="24"/>
+          <w:szCs w:val="24"/>
+          <w:lang w:val="ru-RU"/>
+        </w:rPr>
+        <w:t>α</w:t>
+      </w:r>
+      <w:proofErr w:type="spellStart"/>
+      <w:r>
+        <w:rPr>
+          <w:rFonts w:ascii="Times New Roman" w:hAnsi="Times New Roman" w:cs="Times New Roman"/>
+          <w:sz w:val="24"/>
+          <w:szCs w:val="24"/>
+          <w:lang w:val="ru-RU"/>
+        </w:rPr>
+        <w:t>σις</w:t>
+      </w:r>
+      <w:proofErr w:type="spellEnd"/>
+      <w:r>
+        <w:rPr>
+          <w:rFonts w:ascii="Times New Roman" w:hAnsi="Times New Roman" w:cs="Times New Roman"/>
+          <w:sz w:val="24"/>
+          <w:szCs w:val="24"/>
+          <w:lang w:val="ru-RU"/>
         </w:rPr>
         <w:t xml:space="preserve"> [</w:t>
       </w:r>
+      <w:proofErr w:type="spellStart"/>
       <w:r>
         <w:rPr>
           <w:rFonts w:ascii="Times New Roman" w:hAnsi="Times New Roman" w:cs="Times New Roman"/>
@@ -1573,11 +1729,13 @@
         </w:rPr>
         <w:t>постасис</w:t>
       </w:r>
-      <w:r>
-        <w:rPr>
-          <w:rFonts w:ascii="Times New Roman" w:hAnsi="Times New Roman" w:cs="Times New Roman"/>
-          <w:sz w:val="24"/>
-          <w:szCs w:val="24"/>
+      <w:proofErr w:type="spellEnd"/>
+      <w:r>
+        <w:rPr>
+          <w:rFonts w:ascii="Times New Roman" w:hAnsi="Times New Roman" w:cs="Times New Roman"/>
+          <w:sz w:val="24"/>
+          <w:szCs w:val="24"/>
+          <w:lang w:val="ru-RU"/>
         </w:rPr>
         <w:t>]</w:t>
       </w:r>
@@ -1642,11 +1800,19 @@
         </w:rPr>
         <w:t xml:space="preserve">Различия </w:t>
       </w:r>
-      <w:r>
-        <w:rPr>
-          <w:lang w:val="ru-RU"/>
-        </w:rPr>
-        <w:t>οὐσία</w:t>
+      <w:proofErr w:type="spellStart"/>
+      <w:r>
+        <w:rPr>
+          <w:lang w:val="ru-RU"/>
+        </w:rPr>
+        <w:t>οὐσί</w:t>
+      </w:r>
+      <w:proofErr w:type="spellEnd"/>
+      <w:r>
+        <w:rPr>
+          <w:lang w:val="ru-RU"/>
+        </w:rPr>
+        <w:t>α</w:t>
       </w:r>
       <w:r>
         <w:rPr>
@@ -1658,8 +1824,30 @@
         <w:rPr>
           <w:lang w:val="ru-RU"/>
         </w:rPr>
-        <w:t>ὑπόστασις</w:t>
-      </w:r>
+        <w:t>ὑπ</w:t>
+      </w:r>
+      <w:proofErr w:type="spellStart"/>
+      <w:r>
+        <w:rPr>
+          <w:lang w:val="ru-RU"/>
+        </w:rPr>
+        <w:t>όστ</w:t>
+      </w:r>
+      <w:proofErr w:type="spellEnd"/>
+      <w:r>
+        <w:rPr>
+          <w:lang w:val="ru-RU"/>
+        </w:rPr>
+        <w:t>α</w:t>
+      </w:r>
+      <w:proofErr w:type="spellStart"/>
+      <w:r>
+        <w:rPr>
+          <w:lang w:val="ru-RU"/>
+        </w:rPr>
+        <w:t>σις</w:t>
+      </w:r>
+      <w:proofErr w:type="spellEnd"/>
     </w:p>
     <w:p>
       <w:pPr>
@@ -1787,7 +1975,6 @@
           <w:szCs w:val="24"/>
           <w:lang w:val="ru-RU"/>
         </w:rPr>
-        <w:lastRenderedPageBreak/>
         <w:t xml:space="preserve">Все эти качества относятся к </w:t>
       </w:r>
       <w:r>
@@ -1808,7 +1995,27 @@
           <w:szCs w:val="24"/>
           <w:lang w:val="ru-RU"/>
         </w:rPr>
-        <w:t xml:space="preserve"> (усия)</w:t>
+        <w:t xml:space="preserve"> (</w:t>
+      </w:r>
+      <w:proofErr w:type="spellStart"/>
+      <w:r>
+        <w:rPr>
+          <w:rFonts w:ascii="Times New Roman" w:hAnsi="Times New Roman" w:cs="Times New Roman"/>
+          <w:sz w:val="24"/>
+          <w:szCs w:val="24"/>
+          <w:lang w:val="ru-RU"/>
+        </w:rPr>
+        <w:t>усия</w:t>
+      </w:r>
+      <w:proofErr w:type="spellEnd"/>
+      <w:r>
+        <w:rPr>
+          <w:rFonts w:ascii="Times New Roman" w:hAnsi="Times New Roman" w:cs="Times New Roman"/>
+          <w:sz w:val="24"/>
+          <w:szCs w:val="24"/>
+          <w:lang w:val="ru-RU"/>
+        </w:rPr>
+        <w:t>)</w:t>
       </w:r>
       <w:r>
         <w:rPr>
@@ -1901,6 +2108,7 @@
           <w:lang w:val="ru-RU"/>
         </w:rPr>
       </w:pPr>
+      <w:proofErr w:type="spellStart"/>
       <w:r>
         <w:rPr>
           <w:rFonts w:ascii="Times New Roman" w:hAnsi="Times New Roman" w:cs="Times New Roman"/>
@@ -1912,6 +2120,7 @@
         </w:rPr>
         <w:t>Юпостасис</w:t>
       </w:r>
+      <w:proofErr w:type="spellEnd"/>
       <w:r>
         <w:rPr>
           <w:rFonts w:ascii="Times New Roman" w:hAnsi="Times New Roman" w:cs="Times New Roman"/>
@@ -1960,6 +2169,7 @@
         </w:rPr>
         <w:t xml:space="preserve"> можно познать </w:t>
       </w:r>
+      <w:proofErr w:type="spellStart"/>
       <w:r>
         <w:rPr>
           <w:rFonts w:ascii="Times New Roman" w:hAnsi="Times New Roman" w:cs="Times New Roman"/>
@@ -1971,6 +2181,7 @@
         </w:rPr>
         <w:t>юпостасис</w:t>
       </w:r>
+      <w:proofErr w:type="spellEnd"/>
       <w:r>
         <w:rPr>
           <w:rFonts w:ascii="Times New Roman" w:hAnsi="Times New Roman" w:cs="Times New Roman"/>
@@ -2107,8 +2318,20 @@
           <w:u w:val="single"/>
           <w:lang w:val="ru-RU"/>
         </w:rPr>
-        <w:t>Способность выбирать то или иное и есть юпостасис</w:t>
-      </w:r>
+        <w:t xml:space="preserve">Способность выбирать то или иное и есть </w:t>
+      </w:r>
+      <w:proofErr w:type="spellStart"/>
+      <w:r>
+        <w:rPr>
+          <w:rFonts w:ascii="Times New Roman" w:hAnsi="Times New Roman" w:cs="Times New Roman"/>
+          <w:sz w:val="24"/>
+          <w:szCs w:val="24"/>
+          <w:u w:val="single"/>
+          <w:lang w:val="ru-RU"/>
+        </w:rPr>
+        <w:t>юпостасис</w:t>
+      </w:r>
+      <w:proofErr w:type="spellEnd"/>
       <w:r>
         <w:rPr>
           <w:rFonts w:ascii="Times New Roman" w:hAnsi="Times New Roman" w:cs="Times New Roman"/>
@@ -2150,7 +2373,21 @@
         <w:rPr>
           <w:lang w:val="ru-RU"/>
         </w:rPr>
-        <w:t>Есть ли юпостасис?</w:t>
+        <w:t xml:space="preserve">Есть ли </w:t>
+      </w:r>
+      <w:proofErr w:type="spellStart"/>
+      <w:r>
+        <w:rPr>
+          <w:lang w:val="ru-RU"/>
+        </w:rPr>
+        <w:t>юпостасис</w:t>
+      </w:r>
+      <w:proofErr w:type="spellEnd"/>
+      <w:r>
+        <w:rPr>
+          <w:lang w:val="ru-RU"/>
+        </w:rPr>
+        <w:t>?</w:t>
       </w:r>
     </w:p>
     <w:p>
@@ -2171,6 +2408,7 @@
         </w:rPr>
         <w:t xml:space="preserve">Пока что </w:t>
       </w:r>
+      <w:proofErr w:type="spellStart"/>
       <w:r>
         <w:rPr>
           <w:rFonts w:ascii="Times New Roman" w:hAnsi="Times New Roman" w:cs="Times New Roman"/>
@@ -2182,6 +2420,7 @@
         </w:rPr>
         <w:t>юпостасис</w:t>
       </w:r>
+      <w:proofErr w:type="spellEnd"/>
       <w:r>
         <w:rPr>
           <w:rFonts w:ascii="Times New Roman" w:hAnsi="Times New Roman" w:cs="Times New Roman"/>
@@ -2230,6 +2469,7 @@
         </w:rPr>
         <w:t xml:space="preserve"> является </w:t>
       </w:r>
+      <w:proofErr w:type="spellStart"/>
       <w:r>
         <w:rPr>
           <w:rFonts w:ascii="Times New Roman" w:hAnsi="Times New Roman" w:cs="Times New Roman"/>
@@ -2241,6 +2481,7 @@
         </w:rPr>
         <w:t>юпостасис</w:t>
       </w:r>
+      <w:proofErr w:type="spellEnd"/>
       <w:r>
         <w:rPr>
           <w:rFonts w:ascii="Times New Roman" w:hAnsi="Times New Roman" w:cs="Times New Roman"/>
@@ -2250,6 +2491,7 @@
         </w:rPr>
         <w:t xml:space="preserve">, бог, но единственный, уникальный бог в отличии от многобожия, где ответом являлась </w:t>
       </w:r>
+      <w:proofErr w:type="spellStart"/>
       <w:r>
         <w:rPr>
           <w:rFonts w:ascii="Times New Roman" w:hAnsi="Times New Roman" w:cs="Times New Roman"/>
@@ -2261,6 +2503,7 @@
         </w:rPr>
         <w:t>усия</w:t>
       </w:r>
+      <w:proofErr w:type="spellEnd"/>
       <w:r>
         <w:rPr>
           <w:rFonts w:ascii="Times New Roman" w:hAnsi="Times New Roman" w:cs="Times New Roman"/>
@@ -2270,6 +2513,7 @@
         </w:rPr>
         <w:t xml:space="preserve"> (сущность): у каждого греческого бога были свои свойства (</w:t>
       </w:r>
+      <w:proofErr w:type="spellStart"/>
       <w:r>
         <w:rPr>
           <w:rFonts w:ascii="Times New Roman" w:hAnsi="Times New Roman" w:cs="Times New Roman"/>
@@ -2281,6 +2525,7 @@
         </w:rPr>
         <w:t>усии</w:t>
       </w:r>
+      <w:proofErr w:type="spellEnd"/>
       <w:r>
         <w:rPr>
           <w:rFonts w:ascii="Times New Roman" w:hAnsi="Times New Roman" w:cs="Times New Roman"/>
@@ -2290,6 +2535,7 @@
         </w:rPr>
         <w:t xml:space="preserve">), свои функции. У единого же бога нет вообще никакой </w:t>
       </w:r>
+      <w:proofErr w:type="spellStart"/>
       <w:r>
         <w:rPr>
           <w:rFonts w:ascii="Times New Roman" w:hAnsi="Times New Roman" w:cs="Times New Roman"/>
@@ -2301,6 +2547,7 @@
         </w:rPr>
         <w:t>усии</w:t>
       </w:r>
+      <w:proofErr w:type="spellEnd"/>
       <w:r>
         <w:rPr>
           <w:rFonts w:ascii="Times New Roman" w:hAnsi="Times New Roman" w:cs="Times New Roman"/>
@@ -2330,8 +2577,20 @@
           <w:szCs w:val="24"/>
           <w:lang w:val="ru-RU"/>
         </w:rPr>
-        <w:t xml:space="preserve"> юпостасис</w:t>
-      </w:r>
+        <w:t xml:space="preserve"> </w:t>
+      </w:r>
+      <w:proofErr w:type="spellStart"/>
+      <w:r>
+        <w:rPr>
+          <w:rFonts w:ascii="Times New Roman" w:hAnsi="Times New Roman" w:cs="Times New Roman"/>
+          <w:i/>
+          <w:sz w:val="24"/>
+          <w:szCs w:val="24"/>
+          <w:lang w:val="ru-RU"/>
+        </w:rPr>
+        <w:t>юпостасис</w:t>
+      </w:r>
+      <w:proofErr w:type="spellEnd"/>
       <w:r>
         <w:rPr>
           <w:rFonts w:ascii="Times New Roman" w:hAnsi="Times New Roman" w:cs="Times New Roman"/>
@@ -2362,6 +2621,7 @@
         <w:rPr>
           <w:lang w:val="ru-RU"/>
         </w:rPr>
+        <w:lastRenderedPageBreak/>
         <w:t>О творении</w:t>
       </w:r>
     </w:p>

--- a/public/lesson-6.docx
+++ b/public/lesson-6.docx
@@ -1054,9 +1054,9 @@
         </w:rPr>
         <w:drawing>
           <wp:inline distT="0" distB="0" distL="0" distR="0">
-            <wp:extent cx="3212757" cy="2413687"/>
+            <wp:extent cx="3287949" cy="2555889"/>
             <wp:effectExtent l="0" t="0" r="0" b="0"/>
-            <wp:docPr id="68408681" name="Picture 1"/>
+            <wp:docPr id="1432047142" name="Picture 1"/>
             <wp:cNvGraphicFramePr>
               <a:graphicFrameLocks xmlns:a="http://schemas.openxmlformats.org/drawingml/2006/main" noChangeAspect="1"/>
             </wp:cNvGraphicFramePr>
@@ -1064,7 +1064,7 @@
               <a:graphicData uri="http://schemas.openxmlformats.org/drawingml/2006/picture">
                 <pic:pic xmlns:pic="http://schemas.openxmlformats.org/drawingml/2006/picture">
                   <pic:nvPicPr>
-                    <pic:cNvPr id="68408681" name="Picture 68408681"/>
+                    <pic:cNvPr id="1432047142" name="Picture 1432047142"/>
                     <pic:cNvPicPr/>
                   </pic:nvPicPr>
                   <pic:blipFill>
@@ -1082,7 +1082,7 @@
                   <pic:spPr>
                     <a:xfrm>
                       <a:off x="0" y="0"/>
-                      <a:ext cx="3234690" cy="2430165"/>
+                      <a:ext cx="3324789" cy="2584527"/>
                     </a:xfrm>
                     <a:prstGeom prst="rect">
                       <a:avLst/>
@@ -1362,6 +1362,7 @@
         <w:rPr>
           <w:lang w:val="ru-RU"/>
         </w:rPr>
+        <w:lastRenderedPageBreak/>
         <w:t>Монотеизм</w:t>
       </w:r>
     </w:p>
@@ -1381,17 +1382,7 @@
           <w:szCs w:val="24"/>
           <w:lang w:val="ru-RU"/>
         </w:rPr>
-        <w:t xml:space="preserve">Зачастую люди, смотря на монотеизм в ретроспективе спустя огромное количество времени после его возникновения, ошибочно делают акцент монотеистической картины </w:t>
-      </w:r>
-      <w:r>
-        <w:rPr>
-          <w:rFonts w:ascii="Times New Roman" w:hAnsi="Times New Roman" w:cs="Times New Roman"/>
-          <w:sz w:val="24"/>
-          <w:szCs w:val="24"/>
-          <w:lang w:val="ru-RU"/>
-        </w:rPr>
-        <w:lastRenderedPageBreak/>
-        <w:t xml:space="preserve">мира на </w:t>
+        <w:t xml:space="preserve">Зачастую люди, смотря на монотеизм в ретроспективе спустя огромное количество времени после его возникновения, ошибочно делают акцент монотеистической картины мира на </w:t>
       </w:r>
       <w:r>
         <w:rPr>
@@ -2511,7 +2502,17 @@
           <w:szCs w:val="24"/>
           <w:lang w:val="ru-RU"/>
         </w:rPr>
-        <w:t xml:space="preserve"> (сущность): у каждого греческого бога были свои свойства (</w:t>
+        <w:t xml:space="preserve"> </w:t>
+      </w:r>
+      <w:r>
+        <w:rPr>
+          <w:rFonts w:ascii="Times New Roman" w:hAnsi="Times New Roman" w:cs="Times New Roman"/>
+          <w:sz w:val="24"/>
+          <w:szCs w:val="24"/>
+          <w:lang w:val="ru-RU"/>
+        </w:rPr>
+        <w:lastRenderedPageBreak/>
+        <w:t>(сущность): у каждого греческого бога были свои свойства (</w:t>
       </w:r>
       <w:proofErr w:type="spellStart"/>
       <w:r>
@@ -2621,7 +2622,6 @@
         <w:rPr>
           <w:lang w:val="ru-RU"/>
         </w:rPr>
-        <w:lastRenderedPageBreak/>
         <w:t>О творении</w:t>
       </w:r>
     </w:p>

--- a/public/lesson-6.docx
+++ b/public/lesson-6.docx
@@ -4,6 +4,85 @@
   <w:body>
     <w:p>
       <w:pPr>
+        <w:rPr>
+          <w:lang w:val="ru-RU"/>
+        </w:rPr>
+      </w:pPr>
+      <w:r>
+        <w:rPr>
+          <w:lang w:val="ru-RU"/>
+        </w:rPr>
+        <w:t>#18 Самоубийство Сократа – это способ через собственную смерть соединить законы естественный (божественный) и искусственный (человеческий), "восполнить" человеческое незнание и тем самым показать, что ключевой характеристикой "предельного основания" является Акт/Действие.</w:t>
+      </w:r>
+    </w:p>
+    <w:p>
+      <w:pPr>
+        <w:rPr>
+          <w:lang w:val="ru-RU"/>
+        </w:rPr>
+      </w:pPr>
+      <w:r>
+        <w:rPr>
+          <w:lang w:val="ru-RU"/>
+        </w:rPr>
+        <w:t>#19 Переход к новой картине мира: отброшенное и игнорируемое в мифологической картине мира становится целью в монотеизме.</w:t>
+      </w:r>
+    </w:p>
+    <w:p>
+      <w:pPr>
+        <w:rPr>
+          <w:lang w:val="ru-RU"/>
+        </w:rPr>
+      </w:pPr>
+      <w:r>
+        <w:rPr>
+          <w:lang w:val="ru-RU"/>
+        </w:rPr>
+        <w:t>#20 Бытие/Истина, возведённая в ранг цели, – это Бог-Творец, Бог-Личность.</w:t>
+      </w:r>
+    </w:p>
+    <w:p>
+      <w:pPr>
+        <w:rPr>
+          <w:lang w:val="ru-RU"/>
+        </w:rPr>
+      </w:pPr>
+      <w:r>
+        <w:rPr>
+          <w:lang w:val="ru-RU"/>
+        </w:rPr>
+        <w:t>#21 Личность (</w:t>
+      </w:r>
+      <w:proofErr w:type="spellStart"/>
+      <w:r>
+        <w:rPr>
+          <w:lang w:val="ru-RU"/>
+        </w:rPr>
+        <w:t>Юпостасис</w:t>
+      </w:r>
+      <w:proofErr w:type="spellEnd"/>
+      <w:r>
+        <w:rPr>
+          <w:lang w:val="ru-RU"/>
+        </w:rPr>
+        <w:t>), в отличии от "изменчивой" и "универсальной" Сущности (Усия), – это "вечное" и "уникальное", которое выражается в свободе воли, способности делать выбор.</w:t>
+      </w:r>
+    </w:p>
+    <w:p>
+      <w:pPr>
+        <w:rPr>
+          <w:lang w:val="ru-RU"/>
+        </w:rPr>
+      </w:pPr>
+      <w:r>
+        <w:rPr>
+          <w:lang w:val="ru-RU"/>
+        </w:rPr>
+        <w:t>#22 Воля Бога-Творца – это "предельное основание", поскольку относительно неё нельзя задать вопрос "почему?"</w:t>
+      </w:r>
+    </w:p>
+    <w:p>
+      <w:pPr>
         <w:pStyle w:val="Heading2"/>
         <w:rPr>
           <w:lang w:val="ru-RU"/>
@@ -705,6 +784,7 @@
           <w:szCs w:val="24"/>
           <w:lang w:val="ru-RU"/>
         </w:rPr>
+        <w:lastRenderedPageBreak/>
         <w:t xml:space="preserve">Рассуждения об этом вопросе описываются в </w:t>
       </w:r>
       <w:r>
@@ -971,17 +1051,7 @@
           <w:szCs w:val="24"/>
           <w:lang w:val="ru-RU"/>
         </w:rPr>
-        <w:t xml:space="preserve"> Сократ пытался своим действием спасти текущую картину мира. Хотя это может показаться нелогичным, но на самом деле его целью были только лишь поиски </w:t>
-      </w:r>
-      <w:r>
-        <w:rPr>
-          <w:rFonts w:ascii="Times New Roman" w:hAnsi="Times New Roman" w:cs="Times New Roman"/>
-          <w:sz w:val="24"/>
-          <w:szCs w:val="24"/>
-          <w:lang w:val="ru-RU"/>
-        </w:rPr>
-        <w:lastRenderedPageBreak/>
-        <w:t xml:space="preserve">предельного основания; он не хотел разрушать картину мира, а хотел </w:t>
+        <w:t xml:space="preserve"> Сократ пытался своим действием спасти текущую картину мира. Хотя это может показаться нелогичным, но на самом деле его целью были только лишь поиски предельного основания; он не хотел разрушать картину мира, а хотел </w:t>
       </w:r>
       <w:r>
         <w:rPr>
@@ -1308,6 +1378,7 @@
           <w:szCs w:val="24"/>
           <w:lang w:val="ru-RU"/>
         </w:rPr>
+        <w:lastRenderedPageBreak/>
         <w:drawing>
           <wp:inline distT="0" distB="0" distL="0" distR="0">
             <wp:extent cx="3735859" cy="2334912"/>
@@ -1362,7 +1433,6 @@
         <w:rPr>
           <w:lang w:val="ru-RU"/>
         </w:rPr>
-        <w:lastRenderedPageBreak/>
         <w:t>Монотеизм</w:t>
       </w:r>
     </w:p>
@@ -2234,7 +2304,17 @@
           <w:szCs w:val="24"/>
           <w:lang w:val="ru-RU"/>
         </w:rPr>
-        <w:t xml:space="preserve"> ленив по своей воле, хотя мог бы быть деятелен; </w:t>
+        <w:t xml:space="preserve"> ленив по своей воле, хотя мог бы </w:t>
+      </w:r>
+      <w:r>
+        <w:rPr>
+          <w:rFonts w:ascii="Times New Roman" w:hAnsi="Times New Roman" w:cs="Times New Roman"/>
+          <w:sz w:val="24"/>
+          <w:szCs w:val="24"/>
+          <w:lang w:val="ru-RU"/>
+        </w:rPr>
+        <w:lastRenderedPageBreak/>
+        <w:t xml:space="preserve">быть деятелен; </w:t>
       </w:r>
       <w:r>
         <w:rPr>
@@ -2502,17 +2582,7 @@
           <w:szCs w:val="24"/>
           <w:lang w:val="ru-RU"/>
         </w:rPr>
-        <w:t xml:space="preserve"> </w:t>
-      </w:r>
-      <w:r>
-        <w:rPr>
-          <w:rFonts w:ascii="Times New Roman" w:hAnsi="Times New Roman" w:cs="Times New Roman"/>
-          <w:sz w:val="24"/>
-          <w:szCs w:val="24"/>
-          <w:lang w:val="ru-RU"/>
-        </w:rPr>
-        <w:lastRenderedPageBreak/>
-        <w:t>(сущность): у каждого греческого бога были свои свойства (</w:t>
+        <w:t xml:space="preserve"> (сущность): у каждого греческого бога были свои свойства (</w:t>
       </w:r>
       <w:proofErr w:type="spellStart"/>
       <w:r>

--- a/public/lesson-6.docx
+++ b/public/lesson-6.docx
@@ -12,7 +12,19 @@
         <w:rPr>
           <w:lang w:val="ru-RU"/>
         </w:rPr>
-        <w:t>#18 Самоубийство Сократа – это способ через собственную смерть соединить законы естественный (божественный) и искусственный (человеческий), "восполнить" человеческое незнание и тем самым показать, что ключевой характеристикой "предельного основания" является Акт/Действие.</w:t>
+        <w:t>#18</w:t>
+      </w:r>
+      <w:r>
+        <w:rPr>
+          <w:lang w:val="ru-RU"/>
+        </w:rPr>
+        <w:t>.</w:t>
+      </w:r>
+      <w:r>
+        <w:rPr>
+          <w:lang w:val="ru-RU"/>
+        </w:rPr>
+        <w:t xml:space="preserve"> Самоубийство Сократа – это способ через собственную смерть соединить законы естественный (божественный) и искусственный (человеческий), "восполнить" человеческое незнание и тем самым показать, что ключевой характеристикой "предельного основания" является Акт/Действие.</w:t>
       </w:r>
     </w:p>
     <w:p>
@@ -25,7 +37,19 @@
         <w:rPr>
           <w:lang w:val="ru-RU"/>
         </w:rPr>
-        <w:t>#19 Переход к новой картине мира: отброшенное и игнорируемое в мифологической картине мира становится целью в монотеизме.</w:t>
+        <w:t>#19</w:t>
+      </w:r>
+      <w:r>
+        <w:rPr>
+          <w:lang w:val="ru-RU"/>
+        </w:rPr>
+        <w:t>.</w:t>
+      </w:r>
+      <w:r>
+        <w:rPr>
+          <w:lang w:val="ru-RU"/>
+        </w:rPr>
+        <w:t xml:space="preserve"> Переход к новой картине мира: отброшенное и игнорируемое в мифологической картине мира становится целью в монотеизме.</w:t>
       </w:r>
     </w:p>
     <w:p>
@@ -38,7 +62,16 @@
         <w:rPr>
           <w:lang w:val="ru-RU"/>
         </w:rPr>
-        <w:t>#20 Бытие/Истина, возведённая в ранг цели, – это Бог-Творец, Бог-Личность.</w:t>
+        <w:t>#20</w:t>
+      </w:r>
+      <w:r>
+        <w:t>.</w:t>
+      </w:r>
+      <w:r>
+        <w:rPr>
+          <w:lang w:val="ru-RU"/>
+        </w:rPr>
+        <w:t xml:space="preserve"> Бытие/Истина, возведённая в ранг цели, – это Бог-Творец, Бог-Личность.</w:t>
       </w:r>
     </w:p>
     <w:p>
@@ -51,21 +84,19 @@
         <w:rPr>
           <w:lang w:val="ru-RU"/>
         </w:rPr>
-        <w:t>#21 Личность (</w:t>
-      </w:r>
-      <w:proofErr w:type="spellStart"/>
-      <w:r>
-        <w:rPr>
-          <w:lang w:val="ru-RU"/>
-        </w:rPr>
-        <w:t>Юпостасис</w:t>
-      </w:r>
-      <w:proofErr w:type="spellEnd"/>
-      <w:r>
-        <w:rPr>
-          <w:lang w:val="ru-RU"/>
-        </w:rPr>
-        <w:t>), в отличии от "изменчивой" и "универсальной" Сущности (Усия), – это "вечное" и "уникальное", которое выражается в свободе воли, способности делать выбор.</w:t>
+        <w:t>#21</w:t>
+      </w:r>
+      <w:r>
+        <w:rPr>
+          <w:lang w:val="ru-RU"/>
+        </w:rPr>
+        <w:t>.</w:t>
+      </w:r>
+      <w:r>
+        <w:rPr>
+          <w:lang w:val="ru-RU"/>
+        </w:rPr>
+        <w:t xml:space="preserve"> Личность (Юпостасис), в отличии от "изменчивой" и "универсальной" Сущности (Усия), – это "вечное" и "уникальное", которое выражается в свободе воли, способности делать выбор.</w:t>
       </w:r>
     </w:p>
     <w:p>
@@ -78,7 +109,16 @@
         <w:rPr>
           <w:lang w:val="ru-RU"/>
         </w:rPr>
-        <w:t>#22 Воля Бога-Творца – это "предельное основание", поскольку относительно неё нельзя задать вопрос "почему?"</w:t>
+        <w:t>#22</w:t>
+      </w:r>
+      <w:r>
+        <w:t>.</w:t>
+      </w:r>
+      <w:r>
+        <w:rPr>
+          <w:lang w:val="ru-RU"/>
+        </w:rPr>
+        <w:t xml:space="preserve"> Воля Бога-Творца – это "предельное основание", поскольку относительно неё нельзя задать вопрос "почему?"</w:t>
       </w:r>
     </w:p>
     <w:p>
@@ -469,47 +509,7 @@
           <w:szCs w:val="24"/>
           <w:lang w:val="ru-RU"/>
         </w:rPr>
-        <w:t xml:space="preserve">Ницше выразил это так: в античной культуре действует два начала: </w:t>
-      </w:r>
-      <w:proofErr w:type="spellStart"/>
-      <w:r>
-        <w:rPr>
-          <w:rFonts w:ascii="Times New Roman" w:hAnsi="Times New Roman" w:cs="Times New Roman"/>
-          <w:sz w:val="24"/>
-          <w:szCs w:val="24"/>
-          <w:lang w:val="ru-RU"/>
-        </w:rPr>
-        <w:t>Ионисийское</w:t>
-      </w:r>
-      <w:proofErr w:type="spellEnd"/>
-      <w:r>
-        <w:rPr>
-          <w:rFonts w:ascii="Times New Roman" w:hAnsi="Times New Roman" w:cs="Times New Roman"/>
-          <w:sz w:val="24"/>
-          <w:szCs w:val="24"/>
-          <w:lang w:val="ru-RU"/>
-        </w:rPr>
-        <w:t xml:space="preserve"> и </w:t>
-      </w:r>
-      <w:proofErr w:type="spellStart"/>
-      <w:r>
-        <w:rPr>
-          <w:rFonts w:ascii="Times New Roman" w:hAnsi="Times New Roman" w:cs="Times New Roman"/>
-          <w:sz w:val="24"/>
-          <w:szCs w:val="24"/>
-          <w:lang w:val="ru-RU"/>
-        </w:rPr>
-        <w:t>Аполоническое</w:t>
-      </w:r>
-      <w:proofErr w:type="spellEnd"/>
-      <w:r>
-        <w:rPr>
-          <w:rFonts w:ascii="Times New Roman" w:hAnsi="Times New Roman" w:cs="Times New Roman"/>
-          <w:sz w:val="24"/>
-          <w:szCs w:val="24"/>
-          <w:lang w:val="ru-RU"/>
-        </w:rPr>
-        <w:t>.</w:t>
+        <w:t>Ницше выразил это так: в античной культуре действует два начала: Ионисийское и Аполоническое.</w:t>
       </w:r>
     </w:p>
     <w:p>
@@ -528,27 +528,7 @@
           <w:szCs w:val="24"/>
           <w:lang w:val="ru-RU"/>
         </w:rPr>
-        <w:t xml:space="preserve">Олимпийцы — это </w:t>
-      </w:r>
-      <w:proofErr w:type="spellStart"/>
-      <w:r>
-        <w:rPr>
-          <w:rFonts w:ascii="Times New Roman" w:hAnsi="Times New Roman" w:cs="Times New Roman"/>
-          <w:sz w:val="24"/>
-          <w:szCs w:val="24"/>
-          <w:lang w:val="ru-RU"/>
-        </w:rPr>
-        <w:t>Аполоническое</w:t>
-      </w:r>
-      <w:proofErr w:type="spellEnd"/>
-      <w:r>
-        <w:rPr>
-          <w:rFonts w:ascii="Times New Roman" w:hAnsi="Times New Roman" w:cs="Times New Roman"/>
-          <w:sz w:val="24"/>
-          <w:szCs w:val="24"/>
-          <w:lang w:val="ru-RU"/>
-        </w:rPr>
-        <w:t xml:space="preserve"> начало; символом служит </w:t>
+        <w:t xml:space="preserve">Олимпийцы — это Аполоническое начало; символом служит </w:t>
       </w:r>
       <w:r>
         <w:rPr>
@@ -727,37 +707,15 @@
           <w:lang w:val="ru-RU"/>
         </w:rPr>
       </w:pPr>
-      <w:proofErr w:type="spellStart"/>
-      <w:r>
-        <w:rPr>
-          <w:rFonts w:ascii="Times New Roman" w:hAnsi="Times New Roman" w:cs="Times New Roman"/>
-          <w:sz w:val="24"/>
-          <w:szCs w:val="24"/>
-          <w:lang w:val="ru-RU"/>
-        </w:rPr>
-        <w:t>Ионисийское</w:t>
-      </w:r>
-      <w:proofErr w:type="spellEnd"/>
-      <w:r>
-        <w:rPr>
-          <w:rFonts w:ascii="Times New Roman" w:hAnsi="Times New Roman" w:cs="Times New Roman"/>
-          <w:sz w:val="24"/>
-          <w:szCs w:val="24"/>
-          <w:lang w:val="ru-RU"/>
-        </w:rPr>
-        <w:t xml:space="preserve"> и </w:t>
-      </w:r>
-      <w:proofErr w:type="spellStart"/>
-      <w:r>
-        <w:rPr>
-          <w:rFonts w:ascii="Times New Roman" w:hAnsi="Times New Roman" w:cs="Times New Roman"/>
-          <w:sz w:val="24"/>
-          <w:szCs w:val="24"/>
-          <w:lang w:val="ru-RU"/>
-        </w:rPr>
-        <w:t>Аполоническое</w:t>
-      </w:r>
-      <w:proofErr w:type="spellEnd"/>
+      <w:r>
+        <w:rPr>
+          <w:rFonts w:ascii="Times New Roman" w:hAnsi="Times New Roman" w:cs="Times New Roman"/>
+          <w:sz w:val="24"/>
+          <w:szCs w:val="24"/>
+          <w:lang w:val="ru-RU"/>
+        </w:rPr>
+        <w:t>Ионисийское и Аполоническое</w:t>
+      </w:r>
       <w:r>
         <w:rPr>
           <w:rFonts w:ascii="Times New Roman" w:hAnsi="Times New Roman" w:cs="Times New Roman"/>
@@ -1637,25 +1595,14 @@
         </w:rPr>
         <w:t xml:space="preserve">— </w:t>
       </w:r>
-      <w:proofErr w:type="spellStart"/>
-      <w:r>
-        <w:rPr>
-          <w:rFonts w:ascii="Times New Roman" w:hAnsi="Times New Roman" w:cs="Times New Roman"/>
-          <w:sz w:val="24"/>
-          <w:szCs w:val="24"/>
-          <w:lang w:val="ru-RU"/>
-        </w:rPr>
-        <w:t>οὐσί</w:t>
-      </w:r>
-      <w:proofErr w:type="spellEnd"/>
-      <w:r>
-        <w:rPr>
-          <w:rFonts w:ascii="Times New Roman" w:hAnsi="Times New Roman" w:cs="Times New Roman"/>
-          <w:sz w:val="24"/>
-          <w:szCs w:val="24"/>
-          <w:lang w:val="ru-RU"/>
-        </w:rPr>
-        <w:t>α</w:t>
+      <w:r>
+        <w:rPr>
+          <w:rFonts w:ascii="Times New Roman" w:hAnsi="Times New Roman" w:cs="Times New Roman"/>
+          <w:sz w:val="24"/>
+          <w:szCs w:val="24"/>
+          <w:lang w:val="ru-RU"/>
+        </w:rPr>
+        <w:t>οὐσία</w:t>
       </w:r>
       <w:r>
         <w:rPr>
@@ -1675,7 +1622,6 @@
         </w:rPr>
         <w:t>[</w:t>
       </w:r>
-      <w:proofErr w:type="spellStart"/>
       <w:r>
         <w:rPr>
           <w:rFonts w:ascii="Times New Roman" w:hAnsi="Times New Roman" w:cs="Times New Roman"/>
@@ -1685,7 +1631,6 @@
         </w:rPr>
         <w:t>усия</w:t>
       </w:r>
-      <w:proofErr w:type="spellEnd"/>
       <w:r>
         <w:rPr>
           <w:rFonts w:ascii="Times New Roman" w:hAnsi="Times New Roman" w:cs="Times New Roman"/>
@@ -1729,39 +1674,8 @@
           <w:szCs w:val="24"/>
           <w:lang w:val="ru-RU"/>
         </w:rPr>
-        <w:t>ὑπ</w:t>
-      </w:r>
-      <w:proofErr w:type="spellStart"/>
-      <w:r>
-        <w:rPr>
-          <w:rFonts w:ascii="Times New Roman" w:hAnsi="Times New Roman" w:cs="Times New Roman"/>
-          <w:sz w:val="24"/>
-          <w:szCs w:val="24"/>
-          <w:lang w:val="ru-RU"/>
-        </w:rPr>
-        <w:t>όστ</w:t>
-      </w:r>
-      <w:proofErr w:type="spellEnd"/>
-      <w:r>
-        <w:rPr>
-          <w:rFonts w:ascii="Times New Roman" w:hAnsi="Times New Roman" w:cs="Times New Roman"/>
-          <w:sz w:val="24"/>
-          <w:szCs w:val="24"/>
-          <w:lang w:val="ru-RU"/>
-        </w:rPr>
-        <w:t>α</w:t>
-      </w:r>
-      <w:proofErr w:type="spellStart"/>
-      <w:r>
-        <w:rPr>
-          <w:rFonts w:ascii="Times New Roman" w:hAnsi="Times New Roman" w:cs="Times New Roman"/>
-          <w:sz w:val="24"/>
-          <w:szCs w:val="24"/>
-          <w:lang w:val="ru-RU"/>
-        </w:rPr>
-        <w:t>σις</w:t>
-      </w:r>
-      <w:proofErr w:type="spellEnd"/>
+        <w:t>ὑπόστασις</w:t>
+      </w:r>
       <w:r>
         <w:rPr>
           <w:rFonts w:ascii="Times New Roman" w:hAnsi="Times New Roman" w:cs="Times New Roman"/>
@@ -1771,7 +1685,6 @@
         </w:rPr>
         <w:t xml:space="preserve"> [</w:t>
       </w:r>
-      <w:proofErr w:type="spellStart"/>
       <w:r>
         <w:rPr>
           <w:rFonts w:ascii="Times New Roman" w:hAnsi="Times New Roman" w:cs="Times New Roman"/>
@@ -1790,7 +1703,6 @@
         </w:rPr>
         <w:t>постасис</w:t>
       </w:r>
-      <w:proofErr w:type="spellEnd"/>
       <w:r>
         <w:rPr>
           <w:rFonts w:ascii="Times New Roman" w:hAnsi="Times New Roman" w:cs="Times New Roman"/>
@@ -1861,19 +1773,11 @@
         </w:rPr>
         <w:t xml:space="preserve">Различия </w:t>
       </w:r>
-      <w:proofErr w:type="spellStart"/>
-      <w:r>
-        <w:rPr>
-          <w:lang w:val="ru-RU"/>
-        </w:rPr>
-        <w:t>οὐσί</w:t>
-      </w:r>
-      <w:proofErr w:type="spellEnd"/>
-      <w:r>
-        <w:rPr>
-          <w:lang w:val="ru-RU"/>
-        </w:rPr>
-        <w:t>α</w:t>
+      <w:r>
+        <w:rPr>
+          <w:lang w:val="ru-RU"/>
+        </w:rPr>
+        <w:t>οὐσία</w:t>
       </w:r>
       <w:r>
         <w:rPr>
@@ -1885,30 +1789,8 @@
         <w:rPr>
           <w:lang w:val="ru-RU"/>
         </w:rPr>
-        <w:t>ὑπ</w:t>
-      </w:r>
-      <w:proofErr w:type="spellStart"/>
-      <w:r>
-        <w:rPr>
-          <w:lang w:val="ru-RU"/>
-        </w:rPr>
-        <w:t>όστ</w:t>
-      </w:r>
-      <w:proofErr w:type="spellEnd"/>
-      <w:r>
-        <w:rPr>
-          <w:lang w:val="ru-RU"/>
-        </w:rPr>
-        <w:t>α</w:t>
-      </w:r>
-      <w:proofErr w:type="spellStart"/>
-      <w:r>
-        <w:rPr>
-          <w:lang w:val="ru-RU"/>
-        </w:rPr>
-        <w:t>σις</w:t>
-      </w:r>
-      <w:proofErr w:type="spellEnd"/>
+        <w:t>ὑπόστασις</w:t>
+      </w:r>
     </w:p>
     <w:p>
       <w:pPr>
@@ -2056,27 +1938,7 @@
           <w:szCs w:val="24"/>
           <w:lang w:val="ru-RU"/>
         </w:rPr>
-        <w:t xml:space="preserve"> (</w:t>
-      </w:r>
-      <w:proofErr w:type="spellStart"/>
-      <w:r>
-        <w:rPr>
-          <w:rFonts w:ascii="Times New Roman" w:hAnsi="Times New Roman" w:cs="Times New Roman"/>
-          <w:sz w:val="24"/>
-          <w:szCs w:val="24"/>
-          <w:lang w:val="ru-RU"/>
-        </w:rPr>
-        <w:t>усия</w:t>
-      </w:r>
-      <w:proofErr w:type="spellEnd"/>
-      <w:r>
-        <w:rPr>
-          <w:rFonts w:ascii="Times New Roman" w:hAnsi="Times New Roman" w:cs="Times New Roman"/>
-          <w:sz w:val="24"/>
-          <w:szCs w:val="24"/>
-          <w:lang w:val="ru-RU"/>
-        </w:rPr>
-        <w:t>)</w:t>
+        <w:t xml:space="preserve"> (усия)</w:t>
       </w:r>
       <w:r>
         <w:rPr>
@@ -2169,7 +2031,6 @@
           <w:lang w:val="ru-RU"/>
         </w:rPr>
       </w:pPr>
-      <w:proofErr w:type="spellStart"/>
       <w:r>
         <w:rPr>
           <w:rFonts w:ascii="Times New Roman" w:hAnsi="Times New Roman" w:cs="Times New Roman"/>
@@ -2181,7 +2042,6 @@
         </w:rPr>
         <w:t>Юпостасис</w:t>
       </w:r>
-      <w:proofErr w:type="spellEnd"/>
       <w:r>
         <w:rPr>
           <w:rFonts w:ascii="Times New Roman" w:hAnsi="Times New Roman" w:cs="Times New Roman"/>
@@ -2230,7 +2090,6 @@
         </w:rPr>
         <w:t xml:space="preserve"> можно познать </w:t>
       </w:r>
-      <w:proofErr w:type="spellStart"/>
       <w:r>
         <w:rPr>
           <w:rFonts w:ascii="Times New Roman" w:hAnsi="Times New Roman" w:cs="Times New Roman"/>
@@ -2242,7 +2101,6 @@
         </w:rPr>
         <w:t>юпостасис</w:t>
       </w:r>
-      <w:proofErr w:type="spellEnd"/>
       <w:r>
         <w:rPr>
           <w:rFonts w:ascii="Times New Roman" w:hAnsi="Times New Roman" w:cs="Times New Roman"/>
@@ -2389,20 +2247,8 @@
           <w:u w:val="single"/>
           <w:lang w:val="ru-RU"/>
         </w:rPr>
-        <w:t xml:space="preserve">Способность выбирать то или иное и есть </w:t>
-      </w:r>
-      <w:proofErr w:type="spellStart"/>
-      <w:r>
-        <w:rPr>
-          <w:rFonts w:ascii="Times New Roman" w:hAnsi="Times New Roman" w:cs="Times New Roman"/>
-          <w:sz w:val="24"/>
-          <w:szCs w:val="24"/>
-          <w:u w:val="single"/>
-          <w:lang w:val="ru-RU"/>
-        </w:rPr>
-        <w:t>юпостасис</w:t>
-      </w:r>
-      <w:proofErr w:type="spellEnd"/>
+        <w:t>Способность выбирать то или иное и есть юпостасис</w:t>
+      </w:r>
       <w:r>
         <w:rPr>
           <w:rFonts w:ascii="Times New Roman" w:hAnsi="Times New Roman" w:cs="Times New Roman"/>
@@ -2444,21 +2290,7 @@
         <w:rPr>
           <w:lang w:val="ru-RU"/>
         </w:rPr>
-        <w:t xml:space="preserve">Есть ли </w:t>
-      </w:r>
-      <w:proofErr w:type="spellStart"/>
-      <w:r>
-        <w:rPr>
-          <w:lang w:val="ru-RU"/>
-        </w:rPr>
-        <w:t>юпостасис</w:t>
-      </w:r>
-      <w:proofErr w:type="spellEnd"/>
-      <w:r>
-        <w:rPr>
-          <w:lang w:val="ru-RU"/>
-        </w:rPr>
-        <w:t>?</w:t>
+        <w:t>Есть ли юпостасис?</w:t>
       </w:r>
     </w:p>
     <w:p>
@@ -2479,7 +2311,6 @@
         </w:rPr>
         <w:t xml:space="preserve">Пока что </w:t>
       </w:r>
-      <w:proofErr w:type="spellStart"/>
       <w:r>
         <w:rPr>
           <w:rFonts w:ascii="Times New Roman" w:hAnsi="Times New Roman" w:cs="Times New Roman"/>
@@ -2491,7 +2322,6 @@
         </w:rPr>
         <w:t>юпостасис</w:t>
       </w:r>
-      <w:proofErr w:type="spellEnd"/>
       <w:r>
         <w:rPr>
           <w:rFonts w:ascii="Times New Roman" w:hAnsi="Times New Roman" w:cs="Times New Roman"/>
@@ -2540,7 +2370,6 @@
         </w:rPr>
         <w:t xml:space="preserve"> является </w:t>
       </w:r>
-      <w:proofErr w:type="spellStart"/>
       <w:r>
         <w:rPr>
           <w:rFonts w:ascii="Times New Roman" w:hAnsi="Times New Roman" w:cs="Times New Roman"/>
@@ -2552,7 +2381,6 @@
         </w:rPr>
         <w:t>юпостасис</w:t>
       </w:r>
-      <w:proofErr w:type="spellEnd"/>
       <w:r>
         <w:rPr>
           <w:rFonts w:ascii="Times New Roman" w:hAnsi="Times New Roman" w:cs="Times New Roman"/>
@@ -2562,7 +2390,6 @@
         </w:rPr>
         <w:t xml:space="preserve">, бог, но единственный, уникальный бог в отличии от многобожия, где ответом являлась </w:t>
       </w:r>
-      <w:proofErr w:type="spellStart"/>
       <w:r>
         <w:rPr>
           <w:rFonts w:ascii="Times New Roman" w:hAnsi="Times New Roman" w:cs="Times New Roman"/>
@@ -2574,7 +2401,6 @@
         </w:rPr>
         <w:t>усия</w:t>
       </w:r>
-      <w:proofErr w:type="spellEnd"/>
       <w:r>
         <w:rPr>
           <w:rFonts w:ascii="Times New Roman" w:hAnsi="Times New Roman" w:cs="Times New Roman"/>
@@ -2584,7 +2410,6 @@
         </w:rPr>
         <w:t xml:space="preserve"> (сущность): у каждого греческого бога были свои свойства (</w:t>
       </w:r>
-      <w:proofErr w:type="spellStart"/>
       <w:r>
         <w:rPr>
           <w:rFonts w:ascii="Times New Roman" w:hAnsi="Times New Roman" w:cs="Times New Roman"/>
@@ -2596,7 +2421,6 @@
         </w:rPr>
         <w:t>усии</w:t>
       </w:r>
-      <w:proofErr w:type="spellEnd"/>
       <w:r>
         <w:rPr>
           <w:rFonts w:ascii="Times New Roman" w:hAnsi="Times New Roman" w:cs="Times New Roman"/>
@@ -2606,7 +2430,6 @@
         </w:rPr>
         <w:t xml:space="preserve">), свои функции. У единого же бога нет вообще никакой </w:t>
       </w:r>
-      <w:proofErr w:type="spellStart"/>
       <w:r>
         <w:rPr>
           <w:rFonts w:ascii="Times New Roman" w:hAnsi="Times New Roman" w:cs="Times New Roman"/>
@@ -2618,7 +2441,6 @@
         </w:rPr>
         <w:t>усии</w:t>
       </w:r>
-      <w:proofErr w:type="spellEnd"/>
       <w:r>
         <w:rPr>
           <w:rFonts w:ascii="Times New Roman" w:hAnsi="Times New Roman" w:cs="Times New Roman"/>
@@ -2648,20 +2470,8 @@
           <w:szCs w:val="24"/>
           <w:lang w:val="ru-RU"/>
         </w:rPr>
-        <w:t xml:space="preserve"> </w:t>
-      </w:r>
-      <w:proofErr w:type="spellStart"/>
-      <w:r>
-        <w:rPr>
-          <w:rFonts w:ascii="Times New Roman" w:hAnsi="Times New Roman" w:cs="Times New Roman"/>
-          <w:i/>
-          <w:sz w:val="24"/>
-          <w:szCs w:val="24"/>
-          <w:lang w:val="ru-RU"/>
-        </w:rPr>
-        <w:t>юпостасис</w:t>
-      </w:r>
-      <w:proofErr w:type="spellEnd"/>
+        <w:t xml:space="preserve"> юпостасис</w:t>
+      </w:r>
       <w:r>
         <w:rPr>
           <w:rFonts w:ascii="Times New Roman" w:hAnsi="Times New Roman" w:cs="Times New Roman"/>
